--- a/Ausgabe/Klasse_7/02_Repraesentation_von_Daten/04_Loesungen.docx
+++ b/Ausgabe/Klasse_7/02_Repraesentation_von_Daten/04_Loesungen.docx
@@ -701,7 +701,7 @@
       <w:rPr>
         <w:sz w:val="16"/>
       </w:rPr>
-      <w:t>Unterrichtsmaterial Oberschule Sachsen · Version v0.4.0-341-g0b15cca-dirty · Build 17.08.2026</w:t>
+      <w:t>Unterrichtsmaterial Oberschule Sachsen · Version v0.4.0-356-g3db0967-dirty · Build 17.08.2026</w:t>
     </w:r>
   </w:p>
 </w:ftr>

--- a/Ausgabe/Klasse_7/02_Repraesentation_von_Daten/04_Loesungen.docx
+++ b/Ausgabe/Klasse_7/02_Repraesentation_von_Daten/04_Loesungen.docx
@@ -49,13 +49,13 @@
         <w:br w:type="page"/>
       </w:r>
     </w:p>
-    <w:bookmarkStart w:id="25" w:name="Xabe3e3d066632b2adee3ed85bedad3343099b2a"/>
+    <w:bookmarkStart w:id="26" w:name="Xb2ff5494fe959cbdb960ad1bfe7ae6bb71ed60d"/>
     <w:p>
       <w:pPr>
         <w:pStyle w:val="Heading1"/>
       </w:pPr>
       <w:r>
-        <w:t xml:space="preserve">Lösungen – 01 bis 03 Daten und Darstellungen</w:t>
+        <w:t xml:space="preserve">Lösungen – 01 bis 03 Daten, Darstellungen und digitale Medien</w:t>
       </w:r>
     </w:p>
     <w:bookmarkStart w:id="20" w:name="information-und-daten"/>
@@ -175,6 +175,18 @@
     </w:p>
     <w:p>
       <w:pPr>
+        <w:numPr>
+          <w:ilvl w:val="0"/>
+          <w:numId w:val="1001"/>
+        </w:numPr>
+        <w:pStyle w:val="Compact"/>
+      </w:pPr>
+      <w:r>
+        <w:t xml:space="preserve">Bewegungsablauf → Animation oder Video</w:t>
+      </w:r>
+    </w:p>
+    <w:p>
+      <w:pPr>
         <w:pStyle w:val="FirstParagraph"/>
       </w:pPr>
       <w:r>
@@ -251,6 +263,30 @@
         <w:t xml:space="preserve">Interview schneiden → Audio-/Videosoftware</w:t>
       </w:r>
     </w:p>
+    <w:p>
+      <w:pPr>
+        <w:numPr>
+          <w:ilvl w:val="0"/>
+          <w:numId w:val="1002"/>
+        </w:numPr>
+        <w:pStyle w:val="Compact"/>
+      </w:pPr>
+      <w:r>
+        <w:t xml:space="preserve">Umfrage online durchführen → browserbasierte Anwendung/Umfragetool</w:t>
+      </w:r>
+    </w:p>
+    <w:p>
+      <w:pPr>
+        <w:numPr>
+          <w:ilvl w:val="0"/>
+          <w:numId w:val="1002"/>
+        </w:numPr>
+        <w:pStyle w:val="Compact"/>
+      </w:pPr>
+      <w:r>
+        <w:t xml:space="preserve">Messwerte als Diagramm darstellen → Tabellenkalkulation</w:t>
+      </w:r>
+    </w:p>
     <w:bookmarkEnd w:id="22"/>
     <w:bookmarkStart w:id="23" w:name="inhalt-und-design"/>
     <w:p>
@@ -292,7 +328,429 @@
         <w:pStyle w:val="FirstParagraph"/>
       </w:pPr>
       <w:r>
-        <w:t xml:space="preserve">Beispiele: Rechtschreibprüfung, automatische Summen, Formatvorlagen, automatische Farbanpassung. Die Auswahl von Ziel, Inhalt und Bewertung des Ergebnisses bleibt eine menschliche Aufgabe.</w:t>
+        <w:t xml:space="preserve">Beispiele:</w:t>
+      </w:r>
+    </w:p>
+    <w:tbl>
+      <w:tblPr>
+        <w:tblStyle w:val="Table"/>
+        <w:tblW w:type="pct" w:w="5000"/>
+        <w:tblLook w:firstRow="1" w:lastRow="0" w:firstColumn="0" w:lastColumn="0" w:noHBand="0" w:noVBand="0" w:val="0020"/>
+        <w:jc w:val="start"/>
+      </w:tblPr>
+      <w:tblGrid>
+        <w:gridCol w:w="1584"/>
+        <w:gridCol w:w="1584"/>
+        <w:gridCol w:w="1584"/>
+        <w:gridCol w:w="1584"/>
+        <w:gridCol w:w="1584"/>
+      </w:tblGrid>
+      <w:tr>
+        <w:trPr>
+          <w:tblHeader w:val="true"/>
+        </w:trPr>
+        <w:tc>
+          <w:tcPr/>
+          <w:p>
+            <w:pPr>
+              <w:pStyle w:val="Compact"/>
+              <w:jc w:val="left"/>
+            </w:pPr>
+            <w:r>
+              <w:t xml:space="preserve">Funktion</w:t>
+            </w:r>
+          </w:p>
+        </w:tc>
+        <w:tc>
+          <w:tcPr/>
+          <w:p>
+            <w:pPr>
+              <w:pStyle w:val="Compact"/>
+              <w:jc w:val="left"/>
+            </w:pPr>
+            <w:r>
+              <w:t xml:space="preserve">Eingabe</w:t>
+            </w:r>
+          </w:p>
+        </w:tc>
+        <w:tc>
+          <w:tcPr/>
+          <w:p>
+            <w:pPr>
+              <w:pStyle w:val="Compact"/>
+              <w:jc w:val="left"/>
+            </w:pPr>
+            <w:r>
+              <w:t xml:space="preserve">Verarbeitung</w:t>
+            </w:r>
+          </w:p>
+        </w:tc>
+        <w:tc>
+          <w:tcPr/>
+          <w:p>
+            <w:pPr>
+              <w:pStyle w:val="Compact"/>
+              <w:jc w:val="left"/>
+            </w:pPr>
+            <w:r>
+              <w:t xml:space="preserve">Ergebnis</w:t>
+            </w:r>
+          </w:p>
+        </w:tc>
+        <w:tc>
+          <w:tcPr/>
+          <w:p>
+            <w:pPr>
+              <w:pStyle w:val="Compact"/>
+              <w:jc w:val="left"/>
+            </w:pPr>
+            <w:r>
+              <w:t xml:space="preserve">Menschliche Entscheidung</w:t>
+            </w:r>
+          </w:p>
+        </w:tc>
+      </w:tr>
+      <w:tr>
+        <w:tc>
+          <w:tcPr/>
+          <w:p>
+            <w:pPr>
+              <w:pStyle w:val="Compact"/>
+              <w:jc w:val="left"/>
+            </w:pPr>
+            <w:r>
+              <w:t xml:space="preserve">Rechtschreibprüfung</w:t>
+            </w:r>
+          </w:p>
+        </w:tc>
+        <w:tc>
+          <w:tcPr/>
+          <w:p>
+            <w:pPr>
+              <w:pStyle w:val="Compact"/>
+              <w:jc w:val="left"/>
+            </w:pPr>
+            <w:r>
+              <w:t xml:space="preserve">Text</w:t>
+            </w:r>
+          </w:p>
+        </w:tc>
+        <w:tc>
+          <w:tcPr/>
+          <w:p>
+            <w:pPr>
+              <w:pStyle w:val="Compact"/>
+              <w:jc w:val="left"/>
+            </w:pPr>
+            <w:r>
+              <w:t xml:space="preserve">Wörter/Muster vergleichen</w:t>
+            </w:r>
+          </w:p>
+        </w:tc>
+        <w:tc>
+          <w:tcPr/>
+          <w:p>
+            <w:pPr>
+              <w:pStyle w:val="Compact"/>
+              <w:jc w:val="left"/>
+            </w:pPr>
+            <w:r>
+              <w:t xml:space="preserve">Markierung/Vorschlag</w:t>
+            </w:r>
+          </w:p>
+        </w:tc>
+        <w:tc>
+          <w:tcPr/>
+          <w:p>
+            <w:pPr>
+              <w:pStyle w:val="Compact"/>
+              <w:jc w:val="left"/>
+            </w:pPr>
+            <w:r>
+              <w:t xml:space="preserve">Vorschlag prüfen</w:t>
+            </w:r>
+          </w:p>
+        </w:tc>
+      </w:tr>
+      <w:tr>
+        <w:tc>
+          <w:tcPr/>
+          <w:p>
+            <w:pPr>
+              <w:pStyle w:val="Compact"/>
+              <w:jc w:val="left"/>
+            </w:pPr>
+            <w:r>
+              <w:t xml:space="preserve">automatische Summe</w:t>
+            </w:r>
+          </w:p>
+        </w:tc>
+        <w:tc>
+          <w:tcPr/>
+          <w:p>
+            <w:pPr>
+              <w:pStyle w:val="Compact"/>
+              <w:jc w:val="left"/>
+            </w:pPr>
+            <w:r>
+              <w:t xml:space="preserve">Zahlenwerte</w:t>
+            </w:r>
+          </w:p>
+        </w:tc>
+        <w:tc>
+          <w:tcPr/>
+          <w:p>
+            <w:pPr>
+              <w:pStyle w:val="Compact"/>
+              <w:jc w:val="left"/>
+            </w:pPr>
+            <w:r>
+              <w:t xml:space="preserve">addieren</w:t>
+            </w:r>
+          </w:p>
+        </w:tc>
+        <w:tc>
+          <w:tcPr/>
+          <w:p>
+            <w:pPr>
+              <w:pStyle w:val="Compact"/>
+              <w:jc w:val="left"/>
+            </w:pPr>
+            <w:r>
+              <w:t xml:space="preserve">Ergebniswert</w:t>
+            </w:r>
+          </w:p>
+        </w:tc>
+        <w:tc>
+          <w:tcPr/>
+          <w:p>
+            <w:pPr>
+              <w:pStyle w:val="Compact"/>
+              <w:jc w:val="left"/>
+            </w:pPr>
+            <w:r>
+              <w:t xml:space="preserve">passende Zellen wählen</w:t>
+            </w:r>
+          </w:p>
+        </w:tc>
+      </w:tr>
+      <w:tr>
+        <w:tc>
+          <w:tcPr/>
+          <w:p>
+            <w:pPr>
+              <w:pStyle w:val="Compact"/>
+              <w:jc w:val="left"/>
+            </w:pPr>
+            <w:r>
+              <w:t xml:space="preserve">Layoutvorlage</w:t>
+            </w:r>
+          </w:p>
+        </w:tc>
+        <w:tc>
+          <w:tcPr/>
+          <w:p>
+            <w:pPr>
+              <w:pStyle w:val="Compact"/>
+              <w:jc w:val="left"/>
+            </w:pPr>
+            <w:r>
+              <w:t xml:space="preserve">Inhalt/Platzhalter</w:t>
+            </w:r>
+          </w:p>
+        </w:tc>
+        <w:tc>
+          <w:tcPr/>
+          <w:p>
+            <w:pPr>
+              <w:pStyle w:val="Compact"/>
+              <w:jc w:val="left"/>
+            </w:pPr>
+            <w:r>
+              <w:t xml:space="preserve">Formatregeln anwenden</w:t>
+            </w:r>
+          </w:p>
+        </w:tc>
+        <w:tc>
+          <w:tcPr/>
+          <w:p>
+            <w:pPr>
+              <w:pStyle w:val="Compact"/>
+              <w:jc w:val="left"/>
+            </w:pPr>
+            <w:r>
+              <w:t xml:space="preserve">gestaltete Folie</w:t>
+            </w:r>
+          </w:p>
+        </w:tc>
+        <w:tc>
+          <w:tcPr/>
+          <w:p>
+            <w:pPr>
+              <w:pStyle w:val="Compact"/>
+              <w:jc w:val="left"/>
+            </w:pPr>
+            <w:r>
+              <w:t xml:space="preserve">Zweck/Zielgruppe prüfen</w:t>
+            </w:r>
+          </w:p>
+        </w:tc>
+      </w:tr>
+      <w:tr>
+        <w:tc>
+          <w:tcPr/>
+          <w:p>
+            <w:pPr>
+              <w:pStyle w:val="Compact"/>
+              <w:jc w:val="left"/>
+            </w:pPr>
+            <w:r>
+              <w:t xml:space="preserve">Sortieren</w:t>
+            </w:r>
+          </w:p>
+        </w:tc>
+        <w:tc>
+          <w:tcPr/>
+          <w:p>
+            <w:pPr>
+              <w:pStyle w:val="Compact"/>
+              <w:jc w:val="left"/>
+            </w:pPr>
+            <w:r>
+              <w:t xml:space="preserve">Datensätze</w:t>
+            </w:r>
+          </w:p>
+        </w:tc>
+        <w:tc>
+          <w:tcPr/>
+          <w:p>
+            <w:pPr>
+              <w:pStyle w:val="Compact"/>
+              <w:jc w:val="left"/>
+            </w:pPr>
+            <w:r>
+              <w:t xml:space="preserve">nach Kriterium ordnen</w:t>
+            </w:r>
+          </w:p>
+        </w:tc>
+        <w:tc>
+          <w:tcPr/>
+          <w:p>
+            <w:pPr>
+              <w:pStyle w:val="Compact"/>
+              <w:jc w:val="left"/>
+            </w:pPr>
+            <w:r>
+              <w:t xml:space="preserve">sortierte Liste</w:t>
+            </w:r>
+          </w:p>
+        </w:tc>
+        <w:tc>
+          <w:tcPr/>
+          <w:p>
+            <w:pPr>
+              <w:pStyle w:val="Compact"/>
+              <w:jc w:val="left"/>
+            </w:pPr>
+            <w:r>
+              <w:t xml:space="preserve">Sortierkriterium wählen</w:t>
+            </w:r>
+          </w:p>
+        </w:tc>
+      </w:tr>
+    </w:tbl>
+    <w:p>
+      <w:pPr>
+        <w:pStyle w:val="BodyText"/>
+      </w:pPr>
+      <w:r>
+        <w:t xml:space="preserve">Die Software übernimmt Arbeitsschritte, entscheidet aber nicht automatisch, ob das Ergebnis inhaltlich richtig und sinnvoll ist.</w:t>
+      </w:r>
+    </w:p>
+    <w:bookmarkEnd w:id="24"/>
+    <w:bookmarkStart w:id="25" w:name="medien-kritisch-prüfen"/>
+    <w:p>
+      <w:pPr>
+        <w:pStyle w:val="Heading2"/>
+      </w:pPr>
+      <w:r>
+        <w:t xml:space="preserve">Medien kritisch prüfen</w:t>
+      </w:r>
+    </w:p>
+    <w:p>
+      <w:pPr>
+        <w:pStyle w:val="FirstParagraph"/>
+      </w:pPr>
+      <w:r>
+        <w:t xml:space="preserve">Vor dem Weiterleiten prüfen:</w:t>
+      </w:r>
+    </w:p>
+    <w:p>
+      <w:pPr>
+        <w:numPr>
+          <w:ilvl w:val="0"/>
+          <w:numId w:val="1003"/>
+        </w:numPr>
+        <w:pStyle w:val="Compact"/>
+      </w:pPr>
+      <w:r>
+        <w:t xml:space="preserve">Quelle und Urheber nachvollziehbar?</w:t>
+      </w:r>
+    </w:p>
+    <w:p>
+      <w:pPr>
+        <w:numPr>
+          <w:ilvl w:val="0"/>
+          <w:numId w:val="1003"/>
+        </w:numPr>
+        <w:pStyle w:val="Compact"/>
+      </w:pPr>
+      <w:r>
+        <w:t xml:space="preserve">Datum, Ort und Kontext erkennbar?</w:t>
+      </w:r>
+    </w:p>
+    <w:p>
+      <w:pPr>
+        <w:numPr>
+          <w:ilvl w:val="0"/>
+          <w:numId w:val="1003"/>
+        </w:numPr>
+        <w:pStyle w:val="Compact"/>
+      </w:pPr>
+      <w:r>
+        <w:t xml:space="preserve">Gibt es unabhängige Bestätigung?</w:t>
+      </w:r>
+    </w:p>
+    <w:p>
+      <w:pPr>
+        <w:numPr>
+          <w:ilvl w:val="0"/>
+          <w:numId w:val="1003"/>
+        </w:numPr>
+        <w:pStyle w:val="Compact"/>
+      </w:pPr>
+      <w:r>
+        <w:t xml:space="preserve">Könnten Bild, Ton, Ausschnitt oder Beschreibung manipuliert sein?</w:t>
+      </w:r>
+    </w:p>
+    <w:p>
+      <w:pPr>
+        <w:numPr>
+          <w:ilvl w:val="0"/>
+          <w:numId w:val="1003"/>
+        </w:numPr>
+        <w:pStyle w:val="Compact"/>
+      </w:pPr>
+      <w:r>
+        <w:t xml:space="preserve">Werden Personenrechte oder Datenschutz verletzt?</w:t>
+      </w:r>
+    </w:p>
+    <w:p>
+      <w:pPr>
+        <w:pStyle w:val="FirstParagraph"/>
+      </w:pPr>
+      <w:r>
+        <w:t xml:space="preserve">Bei Unsicherheit nicht weiterverbreiten und ggf. Lehrkraft oder verantwortliche Stelle informieren.</w:t>
       </w:r>
     </w:p>
     <w:p>
@@ -300,9 +758,9 @@
         <w:br w:type="page"/>
       </w:r>
     </w:p>
-    <w:bookmarkEnd w:id="24"/>
     <w:bookmarkEnd w:id="25"/>
-    <w:bookmarkStart w:id="33" w:name="Xdc4561a4bd4749f2279129197d43b68da7a5ca5"/>
+    <w:bookmarkEnd w:id="26"/>
+    <w:bookmarkStart w:id="39" w:name="Xdc4561a4bd4749f2279129197d43b68da7a5ca5"/>
     <w:p>
       <w:pPr>
         <w:pStyle w:val="Heading1"/>
@@ -311,7 +769,7 @@
         <w:t xml:space="preserve">Lösungen – 04 bis 06 Objekte, Klassen und Datenrechte</w:t>
       </w:r>
     </w:p>
-    <w:bookmarkStart w:id="26" w:name="objekte-und-attribute"/>
+    <w:bookmarkStart w:id="27" w:name="objekte-und-attribute"/>
     <w:p>
       <w:pPr>
         <w:pStyle w:val="Heading2"/>
@@ -332,7 +790,40 @@
       <w:pPr>
         <w:numPr>
           <w:ilvl w:val="0"/>
-          <w:numId w:val="1003"/>
+          <w:numId w:val="1004"/>
+        </w:numPr>
+        <w:pStyle w:val="Compact"/>
+      </w:pPr>
+      <w:r>
+        <w:t xml:space="preserve">Klasse:</w:t>
+      </w:r>
+      <w:r>
+        <w:t xml:space="preserve"> </w:t>
+      </w:r>
+      <w:r>
+        <w:rPr>
+          <w:rStyle w:val="VerbatimChar"/>
+        </w:rPr>
+        <w:t xml:space="preserve">Bild</w:t>
+      </w:r>
+    </w:p>
+    <w:p>
+      <w:pPr>
+        <w:numPr>
+          <w:ilvl w:val="0"/>
+          <w:numId w:val="1004"/>
+        </w:numPr>
+        <w:pStyle w:val="Compact"/>
+      </w:pPr>
+      <w:r>
+        <w:t xml:space="preserve">Objekt: konkretes Bild in der Präsentation</w:t>
+      </w:r>
+    </w:p>
+    <w:p>
+      <w:pPr>
+        <w:numPr>
+          <w:ilvl w:val="0"/>
+          <w:numId w:val="1004"/>
         </w:numPr>
         <w:pStyle w:val="Compact"/>
       </w:pPr>
@@ -368,7 +859,7 @@
       <w:pPr>
         <w:numPr>
           <w:ilvl w:val="0"/>
-          <w:numId w:val="1003"/>
+          <w:numId w:val="1004"/>
         </w:numPr>
         <w:pStyle w:val="Compact"/>
       </w:pPr>
@@ -404,7 +895,7 @@
       <w:pPr>
         <w:numPr>
           <w:ilvl w:val="0"/>
-          <w:numId w:val="1003"/>
+          <w:numId w:val="1004"/>
         </w:numPr>
         <w:pStyle w:val="Compact"/>
       </w:pPr>
@@ -438,14 +929,26 @@
     </w:p>
     <w:p>
       <w:pPr>
+        <w:numPr>
+          <w:ilvl w:val="0"/>
+          <w:numId w:val="1004"/>
+        </w:numPr>
+        <w:pStyle w:val="Compact"/>
+      </w:pPr>
+      <w:r>
+        <w:t xml:space="preserve">mögliche Methode: drehen, skalieren, zuschneiden</w:t>
+      </w:r>
+    </w:p>
+    <w:p>
+      <w:pPr>
         <w:pStyle w:val="FirstParagraph"/>
       </w:pPr>
       <w:r>
         <w:t xml:space="preserve">Bild löschen/kopieren/neu erstellen verwaltet Objekte; Bildbreite, Farbe oder Drehung verändern Attributwerte.</w:t>
       </w:r>
     </w:p>
-    <w:bookmarkEnd w:id="26"/>
-    <w:bookmarkStart w:id="27" w:name="klassen"/>
+    <w:bookmarkEnd w:id="27"/>
+    <w:bookmarkStart w:id="28" w:name="klassen"/>
     <w:p>
       <w:pPr>
         <w:pStyle w:val="Heading2"/>
@@ -478,7 +981,7 @@
       <w:pPr>
         <w:numPr>
           <w:ilvl w:val="0"/>
-          <w:numId w:val="1004"/>
+          <w:numId w:val="1005"/>
         </w:numPr>
         <w:pStyle w:val="Compact"/>
       </w:pPr>
@@ -490,7 +993,7 @@
       <w:pPr>
         <w:numPr>
           <w:ilvl w:val="0"/>
-          <w:numId w:val="1004"/>
+          <w:numId w:val="1005"/>
         </w:numPr>
         <w:pStyle w:val="Compact"/>
       </w:pPr>
@@ -502,7 +1005,7 @@
       <w:pPr>
         <w:numPr>
           <w:ilvl w:val="0"/>
-          <w:numId w:val="1004"/>
+          <w:numId w:val="1005"/>
         </w:numPr>
         <w:pStyle w:val="Compact"/>
       </w:pPr>
@@ -544,20 +1047,293 @@
         <w:pStyle w:val="BodyText"/>
       </w:pPr>
       <w:r>
-        <w:t xml:space="preserve">Klasse = gemeinsame Beschreibung ähnlicher Objekte; Objekt = konkretes Exemplar.</w:t>
+        <w:t xml:space="preserve">Klasse = gemeinsame Beschreibung ähnlicher Objekte; Objekt = konkretes Exemplar. Wenn ein konkretes Fahrrad neu lackiert wird, ändert sich der Attributwert dieses Objekts. Die Klasse</w:t>
+      </w:r>
+      <w:r>
+        <w:t xml:space="preserve"> </w:t>
+      </w:r>
+      <w:r>
+        <w:rPr>
+          <w:rStyle w:val="VerbatimChar"/>
+        </w:rPr>
+        <w:t xml:space="preserve">Fahrrad</w:t>
+      </w:r>
+      <w:r>
+        <w:t xml:space="preserve"> </w:t>
+      </w:r>
+      <w:r>
+        <w:t xml:space="preserve">bleibt als Bauplan gleich.</w:t>
       </w:r>
     </w:p>
-    <w:bookmarkEnd w:id="27"/>
-    <w:bookmarkStart w:id="31" w:name="datenrechte"/>
+    <w:bookmarkEnd w:id="28"/>
+    <w:bookmarkStart w:id="29" w:name="objektzustand-oder-objektverwaltung"/>
     <w:p>
       <w:pPr>
         <w:pStyle w:val="Heading2"/>
       </w:pPr>
       <w:r>
-        <w:t xml:space="preserve">Datenrechte</w:t>
+        <w:t xml:space="preserve">Objektzustand oder Objektverwaltung</w:t>
       </w:r>
     </w:p>
-    <w:bookmarkStart w:id="28" w:name="klassenfoto"/>
+    <w:p>
+      <w:pPr>
+        <w:pStyle w:val="FirstParagraph"/>
+      </w:pPr>
+      <w:r>
+        <w:t xml:space="preserve">Attributwert ändern:</w:t>
+      </w:r>
+    </w:p>
+    <w:p>
+      <w:pPr>
+        <w:numPr>
+          <w:ilvl w:val="0"/>
+          <w:numId w:val="1006"/>
+        </w:numPr>
+        <w:pStyle w:val="Compact"/>
+      </w:pPr>
+      <w:r>
+        <w:t xml:space="preserve">Bild drehen</w:t>
+      </w:r>
+    </w:p>
+    <w:p>
+      <w:pPr>
+        <w:numPr>
+          <w:ilvl w:val="0"/>
+          <w:numId w:val="1006"/>
+        </w:numPr>
+        <w:pStyle w:val="Compact"/>
+      </w:pPr>
+      <w:r>
+        <w:t xml:space="preserve">Bildbreite verändern</w:t>
+      </w:r>
+    </w:p>
+    <w:p>
+      <w:pPr>
+        <w:numPr>
+          <w:ilvl w:val="0"/>
+          <w:numId w:val="1006"/>
+        </w:numPr>
+        <w:pStyle w:val="Compact"/>
+      </w:pPr>
+      <w:r>
+        <w:t xml:space="preserve">Farbe eines Textfelds ändern</w:t>
+      </w:r>
+    </w:p>
+    <w:p>
+      <w:pPr>
+        <w:pStyle w:val="FirstParagraph"/>
+      </w:pPr>
+      <w:r>
+        <w:t xml:space="preserve">Objekte verwalten:</w:t>
+      </w:r>
+    </w:p>
+    <w:p>
+      <w:pPr>
+        <w:numPr>
+          <w:ilvl w:val="0"/>
+          <w:numId w:val="1007"/>
+        </w:numPr>
+        <w:pStyle w:val="Compact"/>
+      </w:pPr>
+      <w:r>
+        <w:t xml:space="preserve">Bild löschen</w:t>
+      </w:r>
+    </w:p>
+    <w:p>
+      <w:pPr>
+        <w:numPr>
+          <w:ilvl w:val="0"/>
+          <w:numId w:val="1007"/>
+        </w:numPr>
+        <w:pStyle w:val="Compact"/>
+      </w:pPr>
+      <w:r>
+        <w:t xml:space="preserve">Bild kopieren</w:t>
+      </w:r>
+    </w:p>
+    <w:p>
+      <w:pPr>
+        <w:numPr>
+          <w:ilvl w:val="0"/>
+          <w:numId w:val="1007"/>
+        </w:numPr>
+        <w:pStyle w:val="Compact"/>
+      </w:pPr>
+      <w:r>
+        <w:t xml:space="preserve">neues Bild einfügen</w:t>
+      </w:r>
+    </w:p>
+    <w:p>
+      <w:pPr>
+        <w:numPr>
+          <w:ilvl w:val="0"/>
+          <w:numId w:val="1007"/>
+        </w:numPr>
+        <w:pStyle w:val="Compact"/>
+      </w:pPr>
+      <w:r>
+        <w:t xml:space="preserve">Tabelle duplizieren</w:t>
+      </w:r>
+    </w:p>
+    <w:bookmarkEnd w:id="29"/>
+    <w:bookmarkStart w:id="30" w:name="inhaltsdaten-und-metadaten"/>
+    <w:p>
+      <w:pPr>
+        <w:pStyle w:val="Heading2"/>
+      </w:pPr>
+      <w:r>
+        <w:t xml:space="preserve">Inhaltsdaten und Metadaten</w:t>
+      </w:r>
+    </w:p>
+    <w:p>
+      <w:pPr>
+        <w:numPr>
+          <w:ilvl w:val="0"/>
+          <w:numId w:val="1008"/>
+        </w:numPr>
+        <w:pStyle w:val="Compact"/>
+      </w:pPr>
+      <w:r>
+        <w:t xml:space="preserve">sichtbare Personen → Inhaltsdaten, weil sie im Bild sichtbar sind</w:t>
+      </w:r>
+    </w:p>
+    <w:p>
+      <w:pPr>
+        <w:numPr>
+          <w:ilvl w:val="0"/>
+          <w:numId w:val="1008"/>
+        </w:numPr>
+        <w:pStyle w:val="Compact"/>
+      </w:pPr>
+      <w:r>
+        <w:t xml:space="preserve">Aufnahmedatum → Metadatum, Zusatzinformation zur Datei</w:t>
+      </w:r>
+    </w:p>
+    <w:p>
+      <w:pPr>
+        <w:numPr>
+          <w:ilvl w:val="0"/>
+          <w:numId w:val="1008"/>
+        </w:numPr>
+        <w:pStyle w:val="Compact"/>
+      </w:pPr>
+      <w:r>
+        <w:t xml:space="preserve">Dateigröße → Metadatum, technische Zusatzinformation</w:t>
+      </w:r>
+    </w:p>
+    <w:p>
+      <w:pPr>
+        <w:numPr>
+          <w:ilvl w:val="0"/>
+          <w:numId w:val="1008"/>
+        </w:numPr>
+        <w:pStyle w:val="Compact"/>
+      </w:pPr>
+      <w:r>
+        <w:t xml:space="preserve">sichtbarer Text auf einem Schild → Inhaltsdaten</w:t>
+      </w:r>
+    </w:p>
+    <w:p>
+      <w:pPr>
+        <w:numPr>
+          <w:ilvl w:val="0"/>
+          <w:numId w:val="1008"/>
+        </w:numPr>
+        <w:pStyle w:val="Compact"/>
+      </w:pPr>
+      <w:r>
+        <w:t xml:space="preserve">Aufnahmeort → Metadatum, sofern als Zusatzinformation gespeichert</w:t>
+      </w:r>
+    </w:p>
+    <w:bookmarkEnd w:id="30"/>
+    <w:bookmarkStart w:id="31" w:name="dokumentenschutz"/>
+    <w:p>
+      <w:pPr>
+        <w:pStyle w:val="Heading2"/>
+      </w:pPr>
+      <w:r>
+        <w:t xml:space="preserve">Dokumentenschutz</w:t>
+      </w:r>
+    </w:p>
+    <w:p>
+      <w:pPr>
+        <w:pStyle w:val="FirstParagraph"/>
+      </w:pPr>
+      <w:r>
+        <w:t xml:space="preserve">Mögliche Zuordnungen:</w:t>
+      </w:r>
+    </w:p>
+    <w:p>
+      <w:pPr>
+        <w:numPr>
+          <w:ilvl w:val="0"/>
+          <w:numId w:val="1009"/>
+        </w:numPr>
+        <w:pStyle w:val="Compact"/>
+      </w:pPr>
+      <w:r>
+        <w:t xml:space="preserve">nur Lesen erlauben → schützt vor versehentlicher Änderung</w:t>
+      </w:r>
+    </w:p>
+    <w:p>
+      <w:pPr>
+        <w:numPr>
+          <w:ilvl w:val="0"/>
+          <w:numId w:val="1009"/>
+        </w:numPr>
+        <w:pStyle w:val="Compact"/>
+      </w:pPr>
+      <w:r>
+        <w:t xml:space="preserve">Freigabe nur für bestimmte Personen → schützt vor ungewolltem Zugriff</w:t>
+      </w:r>
+    </w:p>
+    <w:p>
+      <w:pPr>
+        <w:numPr>
+          <w:ilvl w:val="0"/>
+          <w:numId w:val="1009"/>
+        </w:numPr>
+        <w:pStyle w:val="Compact"/>
+      </w:pPr>
+      <w:r>
+        <w:t xml:space="preserve">regelmäßiges Backup → schützt vor Datenverlust</w:t>
+      </w:r>
+    </w:p>
+    <w:p>
+      <w:pPr>
+        <w:numPr>
+          <w:ilvl w:val="0"/>
+          <w:numId w:val="1009"/>
+        </w:numPr>
+        <w:pStyle w:val="Compact"/>
+      </w:pPr>
+      <w:r>
+        <w:t xml:space="preserve">Versionierung → schützt vor Verwechslung oder Überschreiben</w:t>
+      </w:r>
+    </w:p>
+    <w:p>
+      <w:pPr>
+        <w:numPr>
+          <w:ilvl w:val="0"/>
+          <w:numId w:val="1009"/>
+        </w:numPr>
+        <w:pStyle w:val="Compact"/>
+      </w:pPr>
+      <w:r>
+        <w:t xml:space="preserve">persönliche Daten entfernen → schützt Datenschutz und Persönlichkeitsrechte</w:t>
+      </w:r>
+    </w:p>
+    <w:bookmarkEnd w:id="31"/>
+    <w:bookmarkStart w:id="38" w:name="datenrechte-und-medienkritik"/>
+    <w:p>
+      <w:pPr>
+        <w:pStyle w:val="Heading2"/>
+      </w:pPr>
+      <w:r>
+        <w:t xml:space="preserve">Datenrechte und Medienkritik</w:t>
+      </w:r>
+    </w:p>
+    <w:bookmarkStart w:id="32" w:name="klassenfoto"/>
     <w:p>
       <w:pPr>
         <w:pStyle w:val="Heading3"/>
@@ -574,8 +1350,8 @@
         <w:t xml:space="preserve">Vor Veröffentlichung sind insbesondere Einwilligung bzw. schulische Regelungen, betroffene Personen, Zielgruppe und Sichtbarkeit zu klären.</w:t>
       </w:r>
     </w:p>
-    <w:bookmarkEnd w:id="28"/>
-    <w:bookmarkStart w:id="29" w:name="internetbild"/>
+    <w:bookmarkEnd w:id="32"/>
+    <w:bookmarkStart w:id="33" w:name="internetbild"/>
     <w:p>
       <w:pPr>
         <w:pStyle w:val="Heading3"/>
@@ -592,8 +1368,8 @@
         <w:t xml:space="preserve">Eine Fundstelle in einer Suchmaschine ist keine Nutzungserlaubnis. Lizenz bzw. Rechte müssen geprüft und erforderliche Quellenangaben eingehalten werden.</w:t>
       </w:r>
     </w:p>
-    <w:bookmarkEnd w:id="29"/>
-    <w:bookmarkStart w:id="30" w:name="standort"/>
+    <w:bookmarkEnd w:id="33"/>
+    <w:bookmarkStart w:id="34" w:name="standort"/>
     <w:p>
       <w:pPr>
         <w:pStyle w:val="Heading3"/>
@@ -607,70 +1383,66 @@
         <w:pStyle w:val="FirstParagraph"/>
       </w:pPr>
       <w:r>
-        <w:t xml:space="preserve">Mögliche Fragen: Warum benötigt die App den Standort? Nur während der Nutzung oder dauerhaft? Wer erhält die Daten? Kann die Berechtigung später widerrufen werden?</w:t>
+        <w:t xml:space="preserve">Standort einer anderen Person nicht ohne deren Zustimmung weitergeben.</w:t>
       </w:r>
     </w:p>
-    <w:bookmarkEnd w:id="30"/>
-    <w:bookmarkEnd w:id="31"/>
-    <w:bookmarkStart w:id="32" w:name="material-fallkarten"/>
+    <w:bookmarkEnd w:id="34"/>
+    <w:bookmarkStart w:id="35" w:name="freie-lizenz"/>
     <w:p>
       <w:pPr>
-        <w:pStyle w:val="Heading2"/>
+        <w:pStyle w:val="Heading3"/>
       </w:pPr>
       <w:r>
-        <w:t xml:space="preserve">Material Fallkarten</w:t>
+        <w:t xml:space="preserve">Freie Lizenz</w:t>
       </w:r>
     </w:p>
     <w:p>
       <w:pPr>
-        <w:numPr>
-          <w:ilvl w:val="0"/>
-          <w:numId w:val="1005"/>
-        </w:numPr>
-        <w:pStyle w:val="Compact"/>
-      </w:pPr>
-      <w:r>
-        <w:t xml:space="preserve">Öffentliche Weitergabe ohne Zustimmung ist nicht verantwortungsvoll.</w:t>
-      </w:r>
-    </w:p>
-    <w:p>
-      <w:pPr>
-        <w:numPr>
-          <w:ilvl w:val="0"/>
-          <w:numId w:val="1005"/>
-        </w:numPr>
-        <w:pStyle w:val="Compact"/>
-      </w:pPr>
-      <w:r>
-        <w:t xml:space="preserve">Nutzungsrechte/Lizenz der Musik prüfen; ggf. geeignet lizenzierte Medien verwenden.</w:t>
-      </w:r>
-    </w:p>
-    <w:p>
-      <w:pPr>
-        <w:numPr>
-          <w:ilvl w:val="0"/>
-          <w:numId w:val="1005"/>
-        </w:numPr>
-        <w:pStyle w:val="Compact"/>
-      </w:pPr>
-      <w:r>
-        <w:t xml:space="preserve">Standort einer anderen Person nicht ohne deren Zustimmung weitergeben.</w:t>
-      </w:r>
-    </w:p>
-    <w:p>
-      <w:pPr>
-        <w:numPr>
-          <w:ilvl w:val="0"/>
-          <w:numId w:val="1005"/>
-        </w:numPr>
-        <w:pStyle w:val="Compact"/>
+        <w:pStyle w:val="FirstParagraph"/>
       </w:pPr>
       <w:r>
         <w:t xml:space="preserve">Bei zulässiger freier Lizenz die Lizenzbedingungen und Quellenangabe beachten.</w:t>
       </w:r>
     </w:p>
-    <w:bookmarkEnd w:id="32"/>
-    <w:bookmarkEnd w:id="33"/>
+    <w:bookmarkEnd w:id="35"/>
+    <w:bookmarkStart w:id="36" w:name="ki-generierter-text"/>
+    <w:p>
+      <w:pPr>
+        <w:pStyle w:val="Heading3"/>
+      </w:pPr>
+      <w:r>
+        <w:t xml:space="preserve">KI-generierter Text</w:t>
+      </w:r>
+    </w:p>
+    <w:p>
+      <w:pPr>
+        <w:pStyle w:val="FirstParagraph"/>
+      </w:pPr>
+      <w:r>
+        <w:t xml:space="preserve">Nicht als eigene Leistung ausgeben, wenn dies nicht erlaubt oder nicht gekennzeichnet ist. Vorgaben der Aufgabe und Quellen-/Hilfsmittelangabe beachten.</w:t>
+      </w:r>
+    </w:p>
+    <w:bookmarkEnd w:id="36"/>
+    <w:bookmarkStart w:id="37" w:name="manipulierter-bildausschnitt"/>
+    <w:p>
+      <w:pPr>
+        <w:pStyle w:val="Heading3"/>
+      </w:pPr>
+      <w:r>
+        <w:t xml:space="preserve">Manipulierter Bildausschnitt</w:t>
+      </w:r>
+    </w:p>
+    <w:p>
+      <w:pPr>
+        <w:pStyle w:val="FirstParagraph"/>
+      </w:pPr>
+      <w:r>
+        <w:t xml:space="preserve">Ausschnitte können falsche Eindrücke erzeugen. Kontext, Quelle und ggf. Original prüfen, bevor Inhalte bewertet oder weitergegeben werden.</w:t>
+      </w:r>
+    </w:p>
+    <w:bookmarkEnd w:id="37"/>
+    <w:bookmarkEnd w:id="38"/>
+    <w:bookmarkEnd w:id="39"/>
     <w:sectPr>
       <w:headerReference r:id="rId9" w:type="default"/>
       <w:footerReference r:id="rId11" w:type="default"/>
@@ -701,7 +1473,7 @@
       <w:rPr>
         <w:sz w:val="16"/>
       </w:rPr>
-      <w:t>Unterrichtsmaterial Oberschule Sachsen · Version v0.4.0-356-g3db0967-dirty · Build 17.08.2026</w:t>
+      <w:t>Unterrichtsmaterial Oberschule Sachsen · Version v0.4.0-376-gf442749-dirty · Build 17.08.2026</w:t>
     </w:r>
   </w:p>
 </w:ftr>
@@ -1087,91 +1859,6 @@
       </w:pPr>
     </w:lvl>
   </w:abstractNum>
-  <w:abstractNum w:abstractNumId="99411">
-    <w:nsid w:val="A99411"/>
-    <w:multiLevelType w:val="multilevel"/>
-    <w:lvl w:ilvl="0">
-      <w:start w:val="1"/>
-      <w:numFmt w:val="decimal"/>
-      <w:lvlText w:val="%1."/>
-      <w:lvlJc w:val="left"/>
-      <w:pPr>
-        <w:ind w:left="720" w:hanging="480"/>
-      </w:pPr>
-    </w:lvl>
-    <w:lvl w:ilvl="1">
-      <w:start w:val="1"/>
-      <w:numFmt w:val="decimal"/>
-      <w:lvlText w:val="%2."/>
-      <w:lvlJc w:val="left"/>
-      <w:pPr>
-        <w:ind w:left="1440" w:hanging="480"/>
-      </w:pPr>
-    </w:lvl>
-    <w:lvl w:ilvl="2">
-      <w:start w:val="1"/>
-      <w:numFmt w:val="decimal"/>
-      <w:lvlText w:val="%3."/>
-      <w:lvlJc w:val="left"/>
-      <w:pPr>
-        <w:ind w:left="2160" w:hanging="480"/>
-      </w:pPr>
-    </w:lvl>
-    <w:lvl w:ilvl="3">
-      <w:start w:val="1"/>
-      <w:numFmt w:val="decimal"/>
-      <w:lvlText w:val="%4."/>
-      <w:lvlJc w:val="left"/>
-      <w:pPr>
-        <w:ind w:left="2880" w:hanging="480"/>
-      </w:pPr>
-    </w:lvl>
-    <w:lvl w:ilvl="4">
-      <w:start w:val="1"/>
-      <w:numFmt w:val="decimal"/>
-      <w:lvlText w:val="%5."/>
-      <w:lvlJc w:val="left"/>
-      <w:pPr>
-        <w:ind w:left="3600" w:hanging="480"/>
-      </w:pPr>
-    </w:lvl>
-    <w:lvl w:ilvl="5">
-      <w:start w:val="1"/>
-      <w:numFmt w:val="decimal"/>
-      <w:lvlText w:val="%6."/>
-      <w:lvlJc w:val="left"/>
-      <w:pPr>
-        <w:ind w:left="4320" w:hanging="480"/>
-      </w:pPr>
-    </w:lvl>
-    <w:lvl w:ilvl="6">
-      <w:start w:val="1"/>
-      <w:numFmt w:val="decimal"/>
-      <w:lvlText w:val="%7."/>
-      <w:lvlJc w:val="left"/>
-      <w:pPr>
-        <w:ind w:left="5040" w:hanging="480"/>
-      </w:pPr>
-    </w:lvl>
-    <w:lvl w:ilvl="7">
-      <w:start w:val="1"/>
-      <w:numFmt w:val="decimal"/>
-      <w:lvlText w:val="%8."/>
-      <w:lvlJc w:val="left"/>
-      <w:pPr>
-        <w:ind w:left="5760" w:hanging="480"/>
-      </w:pPr>
-    </w:lvl>
-    <w:lvl w:ilvl="8">
-      <w:start w:val="1"/>
-      <w:numFmt w:val="decimal"/>
-      <w:lvlText w:val="%9."/>
-      <w:lvlJc w:val="left"/>
-      <w:pPr>
-        <w:ind w:left="6480" w:hanging="480"/>
-      </w:pPr>
-    </w:lvl>
-  </w:abstractNum>
   <w:num w:numId="1">
     <w:abstractNumId w:val="8"/>
   </w:num>
@@ -1215,34 +1902,19 @@
     <w:abstractNumId w:val="991"/>
   </w:num>
   <w:num w:numId="1005">
-    <w:abstractNumId w:val="99411"/>
-    <w:lvlOverride w:ilvl="0">
-      <w:startOverride w:val="1"/>
-    </w:lvlOverride>
-    <w:lvlOverride w:ilvl="1">
-      <w:startOverride w:val="1"/>
-    </w:lvlOverride>
-    <w:lvlOverride w:ilvl="2">
-      <w:startOverride w:val="1"/>
-    </w:lvlOverride>
-    <w:lvlOverride w:ilvl="3">
-      <w:startOverride w:val="1"/>
-    </w:lvlOverride>
-    <w:lvlOverride w:ilvl="4">
-      <w:startOverride w:val="1"/>
-    </w:lvlOverride>
-    <w:lvlOverride w:ilvl="5">
-      <w:startOverride w:val="1"/>
-    </w:lvlOverride>
-    <w:lvlOverride w:ilvl="6">
-      <w:startOverride w:val="1"/>
-    </w:lvlOverride>
-    <w:lvlOverride w:ilvl="7">
-      <w:startOverride w:val="1"/>
-    </w:lvlOverride>
-    <w:lvlOverride w:ilvl="8">
-      <w:startOverride w:val="1"/>
-    </w:lvlOverride>
+    <w:abstractNumId w:val="991"/>
+  </w:num>
+  <w:num w:numId="1006">
+    <w:abstractNumId w:val="991"/>
+  </w:num>
+  <w:num w:numId="1007">
+    <w:abstractNumId w:val="991"/>
+  </w:num>
+  <w:num w:numId="1008">
+    <w:abstractNumId w:val="991"/>
+  </w:num>
+  <w:num w:numId="1009">
+    <w:abstractNumId w:val="991"/>
   </w:num>
 </w:numbering>
 </file>

--- a/Ausgabe/Klasse_7/02_Repraesentation_von_Daten/04_Loesungen.docx
+++ b/Ausgabe/Klasse_7/02_Repraesentation_von_Daten/04_Loesungen.docx
@@ -701,7 +701,7 @@
       <w:rPr>
         <w:sz w:val="16"/>
       </w:rPr>
-      <w:t>Unterrichtsmaterial Oberschule Sachsen · Version v0.4.0-356-g3db0967-dirty · Build 17.08.2026</w:t>
+      <w:t>Unterrichtsmaterial Oberschule Sachsen · Version v0.4.0-376-g6ba679b-dirty · Build 17.08.2026</w:t>
     </w:r>
   </w:p>
 </w:ftr>

--- a/Ausgabe/Klasse_7/02_Repraesentation_von_Daten/04_Loesungen.docx
+++ b/Ausgabe/Klasse_7/02_Repraesentation_von_Daten/04_Loesungen.docx
@@ -669,8 +669,360 @@
         <w:t xml:space="preserve">Bei zulässiger freier Lizenz die Lizenzbedingungen und Quellenangabe beachten.</w:t>
       </w:r>
     </w:p>
+    <w:p>
+      <w:r>
+        <w:br w:type="page"/>
+      </w:r>
+    </w:p>
     <w:bookmarkEnd w:id="32"/>
     <w:bookmarkEnd w:id="33"/>
+    <w:bookmarkStart w:id="38" w:name="X280988d592a8bead4bbafae5899d2d6adc56445"/>
+    <w:p>
+      <w:pPr>
+        <w:pStyle w:val="Heading1"/>
+      </w:pPr>
+      <w:r>
+        <w:t xml:space="preserve">Lösung – M06 Quellen, Metadaten und Dokumentenschutz</w:t>
+      </w:r>
+    </w:p>
+    <w:bookmarkStart w:id="34" w:name="prüfkarte-1-rechte-und-quellen"/>
+    <w:p>
+      <w:pPr>
+        <w:pStyle w:val="Heading2"/>
+      </w:pPr>
+      <w:r>
+        <w:t xml:space="preserve">Prüfkarte 1 – Rechte und Quellen</w:t>
+      </w:r>
+    </w:p>
+    <w:p>
+      <w:pPr>
+        <w:pStyle w:val="FirstParagraph"/>
+      </w:pPr>
+      <w:r>
+        <w:t xml:space="preserve">Erwartet wird keine juristische Detailprüfung, sondern eine nachvollziehbare Medienprüfung:</w:t>
+      </w:r>
+    </w:p>
+    <w:p>
+      <w:pPr>
+        <w:numPr>
+          <w:ilvl w:val="0"/>
+          <w:numId w:val="1006"/>
+        </w:numPr>
+        <w:pStyle w:val="Compact"/>
+      </w:pPr>
+      <w:r>
+        <w:t xml:space="preserve">Urheber/Anbieter feststellen</w:t>
+      </w:r>
+    </w:p>
+    <w:p>
+      <w:pPr>
+        <w:numPr>
+          <w:ilvl w:val="0"/>
+          <w:numId w:val="1006"/>
+        </w:numPr>
+        <w:pStyle w:val="Compact"/>
+      </w:pPr>
+      <w:r>
+        <w:t xml:space="preserve">Fundstelle notieren</w:t>
+      </w:r>
+    </w:p>
+    <w:p>
+      <w:pPr>
+        <w:numPr>
+          <w:ilvl w:val="0"/>
+          <w:numId w:val="1006"/>
+        </w:numPr>
+        <w:pStyle w:val="Compact"/>
+      </w:pPr>
+      <w:r>
+        <w:t xml:space="preserve">Lizenz oder Nutzungserlaubnis prüfen</w:t>
+      </w:r>
+    </w:p>
+    <w:p>
+      <w:pPr>
+        <w:numPr>
+          <w:ilvl w:val="0"/>
+          <w:numId w:val="1006"/>
+        </w:numPr>
+        <w:pStyle w:val="Compact"/>
+      </w:pPr>
+      <w:r>
+        <w:t xml:space="preserve">Quelle vollständig angeben</w:t>
+      </w:r>
+    </w:p>
+    <w:p>
+      <w:pPr>
+        <w:numPr>
+          <w:ilvl w:val="0"/>
+          <w:numId w:val="1006"/>
+        </w:numPr>
+        <w:pStyle w:val="Compact"/>
+      </w:pPr>
+      <w:r>
+        <w:t xml:space="preserve">Zitate kenntlich machen und sparsam verwenden</w:t>
+      </w:r>
+    </w:p>
+    <w:p>
+      <w:pPr>
+        <w:numPr>
+          <w:ilvl w:val="0"/>
+          <w:numId w:val="1006"/>
+        </w:numPr>
+        <w:pStyle w:val="Compact"/>
+      </w:pPr>
+      <w:r>
+        <w:t xml:space="preserve">fremde Inhalte nicht als eigene Arbeit ausgeben</w:t>
+      </w:r>
+    </w:p>
+    <w:bookmarkEnd w:id="34"/>
+    <w:bookmarkStart w:id="35" w:name="prüfkarte-2-persönliche-daten"/>
+    <w:p>
+      <w:pPr>
+        <w:pStyle w:val="Heading2"/>
+      </w:pPr>
+      <w:r>
+        <w:t xml:space="preserve">Prüfkarte 2 – Persönliche Daten</w:t>
+      </w:r>
+    </w:p>
+    <w:p>
+      <w:pPr>
+        <w:pStyle w:val="FirstParagraph"/>
+      </w:pPr>
+      <w:r>
+        <w:t xml:space="preserve">Wichtige Punkte:</w:t>
+      </w:r>
+    </w:p>
+    <w:p>
+      <w:pPr>
+        <w:numPr>
+          <w:ilvl w:val="0"/>
+          <w:numId w:val="1007"/>
+        </w:numPr>
+        <w:pStyle w:val="Compact"/>
+      </w:pPr>
+      <w:r>
+        <w:t xml:space="preserve">erkennbare Personen brauchen besondere Beachtung</w:t>
+      </w:r>
+    </w:p>
+    <w:p>
+      <w:pPr>
+        <w:numPr>
+          <w:ilvl w:val="0"/>
+          <w:numId w:val="1007"/>
+        </w:numPr>
+        <w:pStyle w:val="Compact"/>
+      </w:pPr>
+      <w:r>
+        <w:t xml:space="preserve">Zustimmung vor Veröffentlichung einholen</w:t>
+      </w:r>
+    </w:p>
+    <w:p>
+      <w:pPr>
+        <w:numPr>
+          <w:ilvl w:val="0"/>
+          <w:numId w:val="1007"/>
+        </w:numPr>
+        <w:pStyle w:val="Compact"/>
+      </w:pPr>
+      <w:r>
+        <w:t xml:space="preserve">Namen, Stimme, Standort und Kontaktdaten nicht unnötig veröffentlichen</w:t>
+      </w:r>
+    </w:p>
+    <w:p>
+      <w:pPr>
+        <w:numPr>
+          <w:ilvl w:val="0"/>
+          <w:numId w:val="1007"/>
+        </w:numPr>
+        <w:pStyle w:val="Compact"/>
+      </w:pPr>
+      <w:r>
+        <w:t xml:space="preserve">Veröffentlichung auf Zweck und Reichweite prüfen</w:t>
+      </w:r>
+    </w:p>
+    <w:bookmarkEnd w:id="35"/>
+    <w:bookmarkStart w:id="36" w:name="prüfkarte-3-metadaten"/>
+    <w:p>
+      <w:pPr>
+        <w:pStyle w:val="Heading2"/>
+      </w:pPr>
+      <w:r>
+        <w:t xml:space="preserve">Prüfkarte 3 – Metadaten</w:t>
+      </w:r>
+    </w:p>
+    <w:p>
+      <w:pPr>
+        <w:pStyle w:val="FirstParagraph"/>
+      </w:pPr>
+      <w:r>
+        <w:t xml:space="preserve">Mögliche Metadaten sind z. B. Autor, Änderungsdatum, Kamera-/Softwareinformationen, Standortdaten, Dateiname, Kommentare oder Versionen. Sie können unbeabsichtigt Informationen preisgeben.</w:t>
+      </w:r>
+    </w:p>
+    <w:bookmarkEnd w:id="36"/>
+    <w:bookmarkStart w:id="37" w:name="prüfkarte-4-dokumentenschutz"/>
+    <w:p>
+      <w:pPr>
+        <w:pStyle w:val="Heading2"/>
+      </w:pPr>
+      <w:r>
+        <w:t xml:space="preserve">Prüfkarte 4 – Dokumentenschutz</w:t>
+      </w:r>
+    </w:p>
+    <w:tbl>
+      <w:tblPr>
+        <w:tblStyle w:val="Table"/>
+        <w:tblW w:type="pct" w:w="5000"/>
+        <w:tblLook w:firstRow="1" w:lastRow="0" w:firstColumn="0" w:lastColumn="0" w:noHBand="0" w:noVBand="0" w:val="0020"/>
+        <w:jc w:val="start"/>
+      </w:tblPr>
+      <w:tblGrid>
+        <w:gridCol w:w="3960"/>
+        <w:gridCol w:w="3960"/>
+      </w:tblGrid>
+      <w:tr>
+        <w:trPr>
+          <w:tblHeader w:val="true"/>
+        </w:trPr>
+        <w:tc>
+          <w:tcPr/>
+          <w:p>
+            <w:pPr>
+              <w:pStyle w:val="Compact"/>
+              <w:jc w:val="left"/>
+            </w:pPr>
+            <w:r>
+              <w:t xml:space="preserve">Situation</w:t>
+            </w:r>
+          </w:p>
+        </w:tc>
+        <w:tc>
+          <w:tcPr/>
+          <w:p>
+            <w:pPr>
+              <w:pStyle w:val="Compact"/>
+              <w:jc w:val="left"/>
+            </w:pPr>
+            <w:r>
+              <w:t xml:space="preserve">mögliche Schutzmaßnahme</w:t>
+            </w:r>
+          </w:p>
+        </w:tc>
+      </w:tr>
+      <w:tr>
+        <w:tc>
+          <w:tcPr/>
+          <w:p>
+            <w:pPr>
+              <w:pStyle w:val="Compact"/>
+              <w:jc w:val="left"/>
+            </w:pPr>
+            <w:r>
+              <w:t xml:space="preserve">Nur die Lehrkraft soll bewerten</w:t>
+            </w:r>
+          </w:p>
+        </w:tc>
+        <w:tc>
+          <w:tcPr/>
+          <w:p>
+            <w:pPr>
+              <w:pStyle w:val="Compact"/>
+              <w:jc w:val="left"/>
+            </w:pPr>
+            <w:r>
+              <w:t xml:space="preserve">private Abgabe, passende Freigabe, keine öffentliche Veröffentlichung</w:t>
+            </w:r>
+          </w:p>
+        </w:tc>
+      </w:tr>
+      <w:tr>
+        <w:tc>
+          <w:tcPr/>
+          <w:p>
+            <w:pPr>
+              <w:pStyle w:val="Compact"/>
+              <w:jc w:val="left"/>
+            </w:pPr>
+            <w:r>
+              <w:t xml:space="preserve">Gruppe darf bearbeiten, Klasse nur ansehen</w:t>
+            </w:r>
+          </w:p>
+        </w:tc>
+        <w:tc>
+          <w:tcPr/>
+          <w:p>
+            <w:pPr>
+              <w:pStyle w:val="Compact"/>
+              <w:jc w:val="left"/>
+            </w:pPr>
+            <w:r>
+              <w:t xml:space="preserve">Bearbeitungsrechte nur für Gruppe, Leserechte für Klasse</w:t>
+            </w:r>
+          </w:p>
+        </w:tc>
+      </w:tr>
+      <w:tr>
+        <w:tc>
+          <w:tcPr/>
+          <w:p>
+            <w:pPr>
+              <w:pStyle w:val="Compact"/>
+              <w:jc w:val="left"/>
+            </w:pPr>
+            <w:r>
+              <w:t xml:space="preserve">Datei soll nicht versehentlich überschrieben werden</w:t>
+            </w:r>
+          </w:p>
+        </w:tc>
+        <w:tc>
+          <w:tcPr/>
+          <w:p>
+            <w:pPr>
+              <w:pStyle w:val="Compact"/>
+              <w:jc w:val="left"/>
+            </w:pPr>
+            <w:r>
+              <w:t xml:space="preserve">Kopie, Schreibschutz, Versionsname, Vorlagenmodus</w:t>
+            </w:r>
+          </w:p>
+        </w:tc>
+      </w:tr>
+      <w:tr>
+        <w:tc>
+          <w:tcPr/>
+          <w:p>
+            <w:pPr>
+              <w:pStyle w:val="Compact"/>
+              <w:jc w:val="left"/>
+            </w:pPr>
+            <w:r>
+              <w:t xml:space="preserve">Entwurf enthält persönliche Daten</w:t>
+            </w:r>
+          </w:p>
+        </w:tc>
+        <w:tc>
+          <w:tcPr/>
+          <w:p>
+            <w:pPr>
+              <w:pStyle w:val="Compact"/>
+              <w:jc w:val="left"/>
+            </w:pPr>
+            <w:r>
+              <w:t xml:space="preserve">Zugriff begrenzen, Daten minimieren, vor Veröffentlichung prüfen</w:t>
+            </w:r>
+          </w:p>
+        </w:tc>
+      </w:tr>
+    </w:tbl>
+    <w:p>
+      <w:pPr>
+        <w:pStyle w:val="BodyText"/>
+      </w:pPr>
+      <w:r>
+        <w:t xml:space="preserve">Sinngemäß sinnvolle Lösungen sind zu akzeptieren.</w:t>
+      </w:r>
+    </w:p>
+    <w:bookmarkEnd w:id="37"/>
+    <w:bookmarkEnd w:id="38"/>
     <w:sectPr>
       <w:headerReference r:id="rId9" w:type="default"/>
       <w:footerReference r:id="rId11" w:type="default"/>
@@ -701,7 +1053,7 @@
       <w:rPr>
         <w:sz w:val="16"/>
       </w:rPr>
-      <w:t>Unterrichtsmaterial Oberschule Sachsen · Version v0.4.0-356-g3db0967-dirty · Build 17.08.2026</w:t>
+      <w:t>Unterrichtsmaterial Oberschule Sachsen · Version v0.4.0-378-g61c0f2a-dirty · Build 17.08.2026</w:t>
     </w:r>
   </w:p>
 </w:ftr>
@@ -1243,6 +1595,12 @@
     <w:lvlOverride w:ilvl="8">
       <w:startOverride w:val="1"/>
     </w:lvlOverride>
+  </w:num>
+  <w:num w:numId="1006">
+    <w:abstractNumId w:val="991"/>
+  </w:num>
+  <w:num w:numId="1007">
+    <w:abstractNumId w:val="991"/>
   </w:num>
 </w:numbering>
 </file>

--- a/Ausgabe/Klasse_7/02_Repraesentation_von_Daten/04_Loesungen.docx
+++ b/Ausgabe/Klasse_7/02_Repraesentation_von_Daten/04_Loesungen.docx
@@ -49,13 +49,13 @@
         <w:br w:type="page"/>
       </w:r>
     </w:p>
-    <w:bookmarkStart w:id="25" w:name="Xabe3e3d066632b2adee3ed85bedad3343099b2a"/>
+    <w:bookmarkStart w:id="26" w:name="Xb2ff5494fe959cbdb960ad1bfe7ae6bb71ed60d"/>
     <w:p>
       <w:pPr>
         <w:pStyle w:val="Heading1"/>
       </w:pPr>
       <w:r>
-        <w:t xml:space="preserve">Lösungen – 01 bis 03 Daten und Darstellungen</w:t>
+        <w:t xml:space="preserve">Lösungen – 01 bis 03 Daten, Darstellungen und digitale Medien</w:t>
       </w:r>
     </w:p>
     <w:bookmarkStart w:id="20" w:name="information-und-daten"/>
@@ -175,6 +175,18 @@
     </w:p>
     <w:p>
       <w:pPr>
+        <w:numPr>
+          <w:ilvl w:val="0"/>
+          <w:numId w:val="1001"/>
+        </w:numPr>
+        <w:pStyle w:val="Compact"/>
+      </w:pPr>
+      <w:r>
+        <w:t xml:space="preserve">Bewegungsablauf → Animation oder Video</w:t>
+      </w:r>
+    </w:p>
+    <w:p>
+      <w:pPr>
         <w:pStyle w:val="FirstParagraph"/>
       </w:pPr>
       <w:r>
@@ -251,6 +263,30 @@
         <w:t xml:space="preserve">Interview schneiden → Audio-/Videosoftware</w:t>
       </w:r>
     </w:p>
+    <w:p>
+      <w:pPr>
+        <w:numPr>
+          <w:ilvl w:val="0"/>
+          <w:numId w:val="1002"/>
+        </w:numPr>
+        <w:pStyle w:val="Compact"/>
+      </w:pPr>
+      <w:r>
+        <w:t xml:space="preserve">Umfrage online durchführen → browserbasierte Anwendung/Umfragetool</w:t>
+      </w:r>
+    </w:p>
+    <w:p>
+      <w:pPr>
+        <w:numPr>
+          <w:ilvl w:val="0"/>
+          <w:numId w:val="1002"/>
+        </w:numPr>
+        <w:pStyle w:val="Compact"/>
+      </w:pPr>
+      <w:r>
+        <w:t xml:space="preserve">Messwerte als Diagramm darstellen → Tabellenkalkulation</w:t>
+      </w:r>
+    </w:p>
     <w:bookmarkEnd w:id="22"/>
     <w:bookmarkStart w:id="23" w:name="inhalt-und-design"/>
     <w:p>
@@ -292,7 +328,429 @@
         <w:pStyle w:val="FirstParagraph"/>
       </w:pPr>
       <w:r>
-        <w:t xml:space="preserve">Beispiele: Rechtschreibprüfung, automatische Summen, Formatvorlagen, automatische Farbanpassung. Die Auswahl von Ziel, Inhalt und Bewertung des Ergebnisses bleibt eine menschliche Aufgabe.</w:t>
+        <w:t xml:space="preserve">Beispiele:</w:t>
+      </w:r>
+    </w:p>
+    <w:tbl>
+      <w:tblPr>
+        <w:tblStyle w:val="Table"/>
+        <w:tblW w:type="pct" w:w="5000"/>
+        <w:tblLook w:firstRow="1" w:lastRow="0" w:firstColumn="0" w:lastColumn="0" w:noHBand="0" w:noVBand="0" w:val="0020"/>
+        <w:jc w:val="start"/>
+      </w:tblPr>
+      <w:tblGrid>
+        <w:gridCol w:w="1584"/>
+        <w:gridCol w:w="1584"/>
+        <w:gridCol w:w="1584"/>
+        <w:gridCol w:w="1584"/>
+        <w:gridCol w:w="1584"/>
+      </w:tblGrid>
+      <w:tr>
+        <w:trPr>
+          <w:tblHeader w:val="true"/>
+        </w:trPr>
+        <w:tc>
+          <w:tcPr/>
+          <w:p>
+            <w:pPr>
+              <w:pStyle w:val="Compact"/>
+              <w:jc w:val="left"/>
+            </w:pPr>
+            <w:r>
+              <w:t xml:space="preserve">Funktion</w:t>
+            </w:r>
+          </w:p>
+        </w:tc>
+        <w:tc>
+          <w:tcPr/>
+          <w:p>
+            <w:pPr>
+              <w:pStyle w:val="Compact"/>
+              <w:jc w:val="left"/>
+            </w:pPr>
+            <w:r>
+              <w:t xml:space="preserve">Eingabe</w:t>
+            </w:r>
+          </w:p>
+        </w:tc>
+        <w:tc>
+          <w:tcPr/>
+          <w:p>
+            <w:pPr>
+              <w:pStyle w:val="Compact"/>
+              <w:jc w:val="left"/>
+            </w:pPr>
+            <w:r>
+              <w:t xml:space="preserve">Verarbeitung</w:t>
+            </w:r>
+          </w:p>
+        </w:tc>
+        <w:tc>
+          <w:tcPr/>
+          <w:p>
+            <w:pPr>
+              <w:pStyle w:val="Compact"/>
+              <w:jc w:val="left"/>
+            </w:pPr>
+            <w:r>
+              <w:t xml:space="preserve">Ergebnis</w:t>
+            </w:r>
+          </w:p>
+        </w:tc>
+        <w:tc>
+          <w:tcPr/>
+          <w:p>
+            <w:pPr>
+              <w:pStyle w:val="Compact"/>
+              <w:jc w:val="left"/>
+            </w:pPr>
+            <w:r>
+              <w:t xml:space="preserve">Menschliche Entscheidung</w:t>
+            </w:r>
+          </w:p>
+        </w:tc>
+      </w:tr>
+      <w:tr>
+        <w:tc>
+          <w:tcPr/>
+          <w:p>
+            <w:pPr>
+              <w:pStyle w:val="Compact"/>
+              <w:jc w:val="left"/>
+            </w:pPr>
+            <w:r>
+              <w:t xml:space="preserve">Rechtschreibprüfung</w:t>
+            </w:r>
+          </w:p>
+        </w:tc>
+        <w:tc>
+          <w:tcPr/>
+          <w:p>
+            <w:pPr>
+              <w:pStyle w:val="Compact"/>
+              <w:jc w:val="left"/>
+            </w:pPr>
+            <w:r>
+              <w:t xml:space="preserve">Text</w:t>
+            </w:r>
+          </w:p>
+        </w:tc>
+        <w:tc>
+          <w:tcPr/>
+          <w:p>
+            <w:pPr>
+              <w:pStyle w:val="Compact"/>
+              <w:jc w:val="left"/>
+            </w:pPr>
+            <w:r>
+              <w:t xml:space="preserve">Wörter/Muster vergleichen</w:t>
+            </w:r>
+          </w:p>
+        </w:tc>
+        <w:tc>
+          <w:tcPr/>
+          <w:p>
+            <w:pPr>
+              <w:pStyle w:val="Compact"/>
+              <w:jc w:val="left"/>
+            </w:pPr>
+            <w:r>
+              <w:t xml:space="preserve">Markierung/Vorschlag</w:t>
+            </w:r>
+          </w:p>
+        </w:tc>
+        <w:tc>
+          <w:tcPr/>
+          <w:p>
+            <w:pPr>
+              <w:pStyle w:val="Compact"/>
+              <w:jc w:val="left"/>
+            </w:pPr>
+            <w:r>
+              <w:t xml:space="preserve">Vorschlag prüfen</w:t>
+            </w:r>
+          </w:p>
+        </w:tc>
+      </w:tr>
+      <w:tr>
+        <w:tc>
+          <w:tcPr/>
+          <w:p>
+            <w:pPr>
+              <w:pStyle w:val="Compact"/>
+              <w:jc w:val="left"/>
+            </w:pPr>
+            <w:r>
+              <w:t xml:space="preserve">automatische Summe</w:t>
+            </w:r>
+          </w:p>
+        </w:tc>
+        <w:tc>
+          <w:tcPr/>
+          <w:p>
+            <w:pPr>
+              <w:pStyle w:val="Compact"/>
+              <w:jc w:val="left"/>
+            </w:pPr>
+            <w:r>
+              <w:t xml:space="preserve">Zahlenwerte</w:t>
+            </w:r>
+          </w:p>
+        </w:tc>
+        <w:tc>
+          <w:tcPr/>
+          <w:p>
+            <w:pPr>
+              <w:pStyle w:val="Compact"/>
+              <w:jc w:val="left"/>
+            </w:pPr>
+            <w:r>
+              <w:t xml:space="preserve">addieren</w:t>
+            </w:r>
+          </w:p>
+        </w:tc>
+        <w:tc>
+          <w:tcPr/>
+          <w:p>
+            <w:pPr>
+              <w:pStyle w:val="Compact"/>
+              <w:jc w:val="left"/>
+            </w:pPr>
+            <w:r>
+              <w:t xml:space="preserve">Ergebniswert</w:t>
+            </w:r>
+          </w:p>
+        </w:tc>
+        <w:tc>
+          <w:tcPr/>
+          <w:p>
+            <w:pPr>
+              <w:pStyle w:val="Compact"/>
+              <w:jc w:val="left"/>
+            </w:pPr>
+            <w:r>
+              <w:t xml:space="preserve">passende Zellen wählen</w:t>
+            </w:r>
+          </w:p>
+        </w:tc>
+      </w:tr>
+      <w:tr>
+        <w:tc>
+          <w:tcPr/>
+          <w:p>
+            <w:pPr>
+              <w:pStyle w:val="Compact"/>
+              <w:jc w:val="left"/>
+            </w:pPr>
+            <w:r>
+              <w:t xml:space="preserve">Layoutvorlage</w:t>
+            </w:r>
+          </w:p>
+        </w:tc>
+        <w:tc>
+          <w:tcPr/>
+          <w:p>
+            <w:pPr>
+              <w:pStyle w:val="Compact"/>
+              <w:jc w:val="left"/>
+            </w:pPr>
+            <w:r>
+              <w:t xml:space="preserve">Inhalt/Platzhalter</w:t>
+            </w:r>
+          </w:p>
+        </w:tc>
+        <w:tc>
+          <w:tcPr/>
+          <w:p>
+            <w:pPr>
+              <w:pStyle w:val="Compact"/>
+              <w:jc w:val="left"/>
+            </w:pPr>
+            <w:r>
+              <w:t xml:space="preserve">Formatregeln anwenden</w:t>
+            </w:r>
+          </w:p>
+        </w:tc>
+        <w:tc>
+          <w:tcPr/>
+          <w:p>
+            <w:pPr>
+              <w:pStyle w:val="Compact"/>
+              <w:jc w:val="left"/>
+            </w:pPr>
+            <w:r>
+              <w:t xml:space="preserve">gestaltete Folie</w:t>
+            </w:r>
+          </w:p>
+        </w:tc>
+        <w:tc>
+          <w:tcPr/>
+          <w:p>
+            <w:pPr>
+              <w:pStyle w:val="Compact"/>
+              <w:jc w:val="left"/>
+            </w:pPr>
+            <w:r>
+              <w:t xml:space="preserve">Zweck/Zielgruppe prüfen</w:t>
+            </w:r>
+          </w:p>
+        </w:tc>
+      </w:tr>
+      <w:tr>
+        <w:tc>
+          <w:tcPr/>
+          <w:p>
+            <w:pPr>
+              <w:pStyle w:val="Compact"/>
+              <w:jc w:val="left"/>
+            </w:pPr>
+            <w:r>
+              <w:t xml:space="preserve">Sortieren</w:t>
+            </w:r>
+          </w:p>
+        </w:tc>
+        <w:tc>
+          <w:tcPr/>
+          <w:p>
+            <w:pPr>
+              <w:pStyle w:val="Compact"/>
+              <w:jc w:val="left"/>
+            </w:pPr>
+            <w:r>
+              <w:t xml:space="preserve">Datensätze</w:t>
+            </w:r>
+          </w:p>
+        </w:tc>
+        <w:tc>
+          <w:tcPr/>
+          <w:p>
+            <w:pPr>
+              <w:pStyle w:val="Compact"/>
+              <w:jc w:val="left"/>
+            </w:pPr>
+            <w:r>
+              <w:t xml:space="preserve">nach Kriterium ordnen</w:t>
+            </w:r>
+          </w:p>
+        </w:tc>
+        <w:tc>
+          <w:tcPr/>
+          <w:p>
+            <w:pPr>
+              <w:pStyle w:val="Compact"/>
+              <w:jc w:val="left"/>
+            </w:pPr>
+            <w:r>
+              <w:t xml:space="preserve">sortierte Liste</w:t>
+            </w:r>
+          </w:p>
+        </w:tc>
+        <w:tc>
+          <w:tcPr/>
+          <w:p>
+            <w:pPr>
+              <w:pStyle w:val="Compact"/>
+              <w:jc w:val="left"/>
+            </w:pPr>
+            <w:r>
+              <w:t xml:space="preserve">Sortierkriterium wählen</w:t>
+            </w:r>
+          </w:p>
+        </w:tc>
+      </w:tr>
+    </w:tbl>
+    <w:p>
+      <w:pPr>
+        <w:pStyle w:val="BodyText"/>
+      </w:pPr>
+      <w:r>
+        <w:t xml:space="preserve">Die Software übernimmt Arbeitsschritte, entscheidet aber nicht automatisch, ob das Ergebnis inhaltlich richtig und sinnvoll ist.</w:t>
+      </w:r>
+    </w:p>
+    <w:bookmarkEnd w:id="24"/>
+    <w:bookmarkStart w:id="25" w:name="medien-kritisch-prüfen"/>
+    <w:p>
+      <w:pPr>
+        <w:pStyle w:val="Heading2"/>
+      </w:pPr>
+      <w:r>
+        <w:t xml:space="preserve">Medien kritisch prüfen</w:t>
+      </w:r>
+    </w:p>
+    <w:p>
+      <w:pPr>
+        <w:pStyle w:val="FirstParagraph"/>
+      </w:pPr>
+      <w:r>
+        <w:t xml:space="preserve">Vor dem Weiterleiten prüfen:</w:t>
+      </w:r>
+    </w:p>
+    <w:p>
+      <w:pPr>
+        <w:numPr>
+          <w:ilvl w:val="0"/>
+          <w:numId w:val="1003"/>
+        </w:numPr>
+        <w:pStyle w:val="Compact"/>
+      </w:pPr>
+      <w:r>
+        <w:t xml:space="preserve">Quelle und Urheber nachvollziehbar?</w:t>
+      </w:r>
+    </w:p>
+    <w:p>
+      <w:pPr>
+        <w:numPr>
+          <w:ilvl w:val="0"/>
+          <w:numId w:val="1003"/>
+        </w:numPr>
+        <w:pStyle w:val="Compact"/>
+      </w:pPr>
+      <w:r>
+        <w:t xml:space="preserve">Datum, Ort und Kontext erkennbar?</w:t>
+      </w:r>
+    </w:p>
+    <w:p>
+      <w:pPr>
+        <w:numPr>
+          <w:ilvl w:val="0"/>
+          <w:numId w:val="1003"/>
+        </w:numPr>
+        <w:pStyle w:val="Compact"/>
+      </w:pPr>
+      <w:r>
+        <w:t xml:space="preserve">Gibt es unabhängige Bestätigung?</w:t>
+      </w:r>
+    </w:p>
+    <w:p>
+      <w:pPr>
+        <w:numPr>
+          <w:ilvl w:val="0"/>
+          <w:numId w:val="1003"/>
+        </w:numPr>
+        <w:pStyle w:val="Compact"/>
+      </w:pPr>
+      <w:r>
+        <w:t xml:space="preserve">Könnten Bild, Ton, Ausschnitt oder Beschreibung manipuliert sein?</w:t>
+      </w:r>
+    </w:p>
+    <w:p>
+      <w:pPr>
+        <w:numPr>
+          <w:ilvl w:val="0"/>
+          <w:numId w:val="1003"/>
+        </w:numPr>
+        <w:pStyle w:val="Compact"/>
+      </w:pPr>
+      <w:r>
+        <w:t xml:space="preserve">Werden Personenrechte oder Datenschutz verletzt?</w:t>
+      </w:r>
+    </w:p>
+    <w:p>
+      <w:pPr>
+        <w:pStyle w:val="FirstParagraph"/>
+      </w:pPr>
+      <w:r>
+        <w:t xml:space="preserve">Bei Unsicherheit nicht weiterverbreiten und ggf. Lehrkraft oder verantwortliche Stelle informieren.</w:t>
       </w:r>
     </w:p>
     <w:p>
@@ -300,9 +758,9 @@
         <w:br w:type="page"/>
       </w:r>
     </w:p>
-    <w:bookmarkEnd w:id="24"/>
     <w:bookmarkEnd w:id="25"/>
-    <w:bookmarkStart w:id="33" w:name="Xdc4561a4bd4749f2279129197d43b68da7a5ca5"/>
+    <w:bookmarkEnd w:id="26"/>
+    <w:bookmarkStart w:id="39" w:name="Xdc4561a4bd4749f2279129197d43b68da7a5ca5"/>
     <w:p>
       <w:pPr>
         <w:pStyle w:val="Heading1"/>
@@ -311,7 +769,7 @@
         <w:t xml:space="preserve">Lösungen – 04 bis 06 Objekte, Klassen und Datenrechte</w:t>
       </w:r>
     </w:p>
-    <w:bookmarkStart w:id="26" w:name="objekte-und-attribute"/>
+    <w:bookmarkStart w:id="27" w:name="objekte-und-attribute"/>
     <w:p>
       <w:pPr>
         <w:pStyle w:val="Heading2"/>
@@ -332,7 +790,40 @@
       <w:pPr>
         <w:numPr>
           <w:ilvl w:val="0"/>
-          <w:numId w:val="1003"/>
+          <w:numId w:val="1004"/>
+        </w:numPr>
+        <w:pStyle w:val="Compact"/>
+      </w:pPr>
+      <w:r>
+        <w:t xml:space="preserve">Klasse:</w:t>
+      </w:r>
+      <w:r>
+        <w:t xml:space="preserve"> </w:t>
+      </w:r>
+      <w:r>
+        <w:rPr>
+          <w:rStyle w:val="VerbatimChar"/>
+        </w:rPr>
+        <w:t xml:space="preserve">Bild</w:t>
+      </w:r>
+    </w:p>
+    <w:p>
+      <w:pPr>
+        <w:numPr>
+          <w:ilvl w:val="0"/>
+          <w:numId w:val="1004"/>
+        </w:numPr>
+        <w:pStyle w:val="Compact"/>
+      </w:pPr>
+      <w:r>
+        <w:t xml:space="preserve">Objekt: konkretes Bild in der Präsentation</w:t>
+      </w:r>
+    </w:p>
+    <w:p>
+      <w:pPr>
+        <w:numPr>
+          <w:ilvl w:val="0"/>
+          <w:numId w:val="1004"/>
         </w:numPr>
         <w:pStyle w:val="Compact"/>
       </w:pPr>
@@ -368,7 +859,7 @@
       <w:pPr>
         <w:numPr>
           <w:ilvl w:val="0"/>
-          <w:numId w:val="1003"/>
+          <w:numId w:val="1004"/>
         </w:numPr>
         <w:pStyle w:val="Compact"/>
       </w:pPr>
@@ -404,7 +895,7 @@
       <w:pPr>
         <w:numPr>
           <w:ilvl w:val="0"/>
-          <w:numId w:val="1003"/>
+          <w:numId w:val="1004"/>
         </w:numPr>
         <w:pStyle w:val="Compact"/>
       </w:pPr>
@@ -438,14 +929,26 @@
     </w:p>
     <w:p>
       <w:pPr>
+        <w:numPr>
+          <w:ilvl w:val="0"/>
+          <w:numId w:val="1004"/>
+        </w:numPr>
+        <w:pStyle w:val="Compact"/>
+      </w:pPr>
+      <w:r>
+        <w:t xml:space="preserve">mögliche Methode: drehen, skalieren, zuschneiden</w:t>
+      </w:r>
+    </w:p>
+    <w:p>
+      <w:pPr>
         <w:pStyle w:val="FirstParagraph"/>
       </w:pPr>
       <w:r>
         <w:t xml:space="preserve">Bild löschen/kopieren/neu erstellen verwaltet Objekte; Bildbreite, Farbe oder Drehung verändern Attributwerte.</w:t>
       </w:r>
     </w:p>
-    <w:bookmarkEnd w:id="26"/>
-    <w:bookmarkStart w:id="27" w:name="klassen"/>
+    <w:bookmarkEnd w:id="27"/>
+    <w:bookmarkStart w:id="28" w:name="klassen"/>
     <w:p>
       <w:pPr>
         <w:pStyle w:val="Heading2"/>
@@ -478,7 +981,7 @@
       <w:pPr>
         <w:numPr>
           <w:ilvl w:val="0"/>
-          <w:numId w:val="1004"/>
+          <w:numId w:val="1005"/>
         </w:numPr>
         <w:pStyle w:val="Compact"/>
       </w:pPr>
@@ -490,7 +993,7 @@
       <w:pPr>
         <w:numPr>
           <w:ilvl w:val="0"/>
-          <w:numId w:val="1004"/>
+          <w:numId w:val="1005"/>
         </w:numPr>
         <w:pStyle w:val="Compact"/>
       </w:pPr>
@@ -502,7 +1005,7 @@
       <w:pPr>
         <w:numPr>
           <w:ilvl w:val="0"/>
-          <w:numId w:val="1004"/>
+          <w:numId w:val="1005"/>
         </w:numPr>
         <w:pStyle w:val="Compact"/>
       </w:pPr>
@@ -544,20 +1047,293 @@
         <w:pStyle w:val="BodyText"/>
       </w:pPr>
       <w:r>
-        <w:t xml:space="preserve">Klasse = gemeinsame Beschreibung ähnlicher Objekte; Objekt = konkretes Exemplar.</w:t>
+        <w:t xml:space="preserve">Klasse = gemeinsame Beschreibung ähnlicher Objekte; Objekt = konkretes Exemplar. Wenn ein konkretes Fahrrad neu lackiert wird, ändert sich der Attributwert dieses Objekts. Die Klasse</w:t>
+      </w:r>
+      <w:r>
+        <w:t xml:space="preserve"> </w:t>
+      </w:r>
+      <w:r>
+        <w:rPr>
+          <w:rStyle w:val="VerbatimChar"/>
+        </w:rPr>
+        <w:t xml:space="preserve">Fahrrad</w:t>
+      </w:r>
+      <w:r>
+        <w:t xml:space="preserve"> </w:t>
+      </w:r>
+      <w:r>
+        <w:t xml:space="preserve">bleibt als Bauplan gleich.</w:t>
       </w:r>
     </w:p>
-    <w:bookmarkEnd w:id="27"/>
-    <w:bookmarkStart w:id="31" w:name="datenrechte"/>
+    <w:bookmarkEnd w:id="28"/>
+    <w:bookmarkStart w:id="29" w:name="objektzustand-oder-objektverwaltung"/>
     <w:p>
       <w:pPr>
         <w:pStyle w:val="Heading2"/>
       </w:pPr>
       <w:r>
-        <w:t xml:space="preserve">Datenrechte</w:t>
+        <w:t xml:space="preserve">Objektzustand oder Objektverwaltung</w:t>
       </w:r>
     </w:p>
-    <w:bookmarkStart w:id="28" w:name="klassenfoto"/>
+    <w:p>
+      <w:pPr>
+        <w:pStyle w:val="FirstParagraph"/>
+      </w:pPr>
+      <w:r>
+        <w:t xml:space="preserve">Attributwert ändern:</w:t>
+      </w:r>
+    </w:p>
+    <w:p>
+      <w:pPr>
+        <w:numPr>
+          <w:ilvl w:val="0"/>
+          <w:numId w:val="1006"/>
+        </w:numPr>
+        <w:pStyle w:val="Compact"/>
+      </w:pPr>
+      <w:r>
+        <w:t xml:space="preserve">Bild drehen</w:t>
+      </w:r>
+    </w:p>
+    <w:p>
+      <w:pPr>
+        <w:numPr>
+          <w:ilvl w:val="0"/>
+          <w:numId w:val="1006"/>
+        </w:numPr>
+        <w:pStyle w:val="Compact"/>
+      </w:pPr>
+      <w:r>
+        <w:t xml:space="preserve">Bildbreite verändern</w:t>
+      </w:r>
+    </w:p>
+    <w:p>
+      <w:pPr>
+        <w:numPr>
+          <w:ilvl w:val="0"/>
+          <w:numId w:val="1006"/>
+        </w:numPr>
+        <w:pStyle w:val="Compact"/>
+      </w:pPr>
+      <w:r>
+        <w:t xml:space="preserve">Farbe eines Textfelds ändern</w:t>
+      </w:r>
+    </w:p>
+    <w:p>
+      <w:pPr>
+        <w:pStyle w:val="FirstParagraph"/>
+      </w:pPr>
+      <w:r>
+        <w:t xml:space="preserve">Objekte verwalten:</w:t>
+      </w:r>
+    </w:p>
+    <w:p>
+      <w:pPr>
+        <w:numPr>
+          <w:ilvl w:val="0"/>
+          <w:numId w:val="1007"/>
+        </w:numPr>
+        <w:pStyle w:val="Compact"/>
+      </w:pPr>
+      <w:r>
+        <w:t xml:space="preserve">Bild löschen</w:t>
+      </w:r>
+    </w:p>
+    <w:p>
+      <w:pPr>
+        <w:numPr>
+          <w:ilvl w:val="0"/>
+          <w:numId w:val="1007"/>
+        </w:numPr>
+        <w:pStyle w:val="Compact"/>
+      </w:pPr>
+      <w:r>
+        <w:t xml:space="preserve">Bild kopieren</w:t>
+      </w:r>
+    </w:p>
+    <w:p>
+      <w:pPr>
+        <w:numPr>
+          <w:ilvl w:val="0"/>
+          <w:numId w:val="1007"/>
+        </w:numPr>
+        <w:pStyle w:val="Compact"/>
+      </w:pPr>
+      <w:r>
+        <w:t xml:space="preserve">neues Bild einfügen</w:t>
+      </w:r>
+    </w:p>
+    <w:p>
+      <w:pPr>
+        <w:numPr>
+          <w:ilvl w:val="0"/>
+          <w:numId w:val="1007"/>
+        </w:numPr>
+        <w:pStyle w:val="Compact"/>
+      </w:pPr>
+      <w:r>
+        <w:t xml:space="preserve">Tabelle duplizieren</w:t>
+      </w:r>
+    </w:p>
+    <w:bookmarkEnd w:id="29"/>
+    <w:bookmarkStart w:id="30" w:name="inhaltsdaten-und-metadaten"/>
+    <w:p>
+      <w:pPr>
+        <w:pStyle w:val="Heading2"/>
+      </w:pPr>
+      <w:r>
+        <w:t xml:space="preserve">Inhaltsdaten und Metadaten</w:t>
+      </w:r>
+    </w:p>
+    <w:p>
+      <w:pPr>
+        <w:numPr>
+          <w:ilvl w:val="0"/>
+          <w:numId w:val="1008"/>
+        </w:numPr>
+        <w:pStyle w:val="Compact"/>
+      </w:pPr>
+      <w:r>
+        <w:t xml:space="preserve">sichtbare Personen → Inhaltsdaten, weil sie im Bild sichtbar sind</w:t>
+      </w:r>
+    </w:p>
+    <w:p>
+      <w:pPr>
+        <w:numPr>
+          <w:ilvl w:val="0"/>
+          <w:numId w:val="1008"/>
+        </w:numPr>
+        <w:pStyle w:val="Compact"/>
+      </w:pPr>
+      <w:r>
+        <w:t xml:space="preserve">Aufnahmedatum → Metadatum, Zusatzinformation zur Datei</w:t>
+      </w:r>
+    </w:p>
+    <w:p>
+      <w:pPr>
+        <w:numPr>
+          <w:ilvl w:val="0"/>
+          <w:numId w:val="1008"/>
+        </w:numPr>
+        <w:pStyle w:val="Compact"/>
+      </w:pPr>
+      <w:r>
+        <w:t xml:space="preserve">Dateigröße → Metadatum, technische Zusatzinformation</w:t>
+      </w:r>
+    </w:p>
+    <w:p>
+      <w:pPr>
+        <w:numPr>
+          <w:ilvl w:val="0"/>
+          <w:numId w:val="1008"/>
+        </w:numPr>
+        <w:pStyle w:val="Compact"/>
+      </w:pPr>
+      <w:r>
+        <w:t xml:space="preserve">sichtbarer Text auf einem Schild → Inhaltsdaten</w:t>
+      </w:r>
+    </w:p>
+    <w:p>
+      <w:pPr>
+        <w:numPr>
+          <w:ilvl w:val="0"/>
+          <w:numId w:val="1008"/>
+        </w:numPr>
+        <w:pStyle w:val="Compact"/>
+      </w:pPr>
+      <w:r>
+        <w:t xml:space="preserve">Aufnahmeort → Metadatum, sofern als Zusatzinformation gespeichert</w:t>
+      </w:r>
+    </w:p>
+    <w:bookmarkEnd w:id="30"/>
+    <w:bookmarkStart w:id="31" w:name="dokumentenschutz"/>
+    <w:p>
+      <w:pPr>
+        <w:pStyle w:val="Heading2"/>
+      </w:pPr>
+      <w:r>
+        <w:t xml:space="preserve">Dokumentenschutz</w:t>
+      </w:r>
+    </w:p>
+    <w:p>
+      <w:pPr>
+        <w:pStyle w:val="FirstParagraph"/>
+      </w:pPr>
+      <w:r>
+        <w:t xml:space="preserve">Mögliche Zuordnungen:</w:t>
+      </w:r>
+    </w:p>
+    <w:p>
+      <w:pPr>
+        <w:numPr>
+          <w:ilvl w:val="0"/>
+          <w:numId w:val="1009"/>
+        </w:numPr>
+        <w:pStyle w:val="Compact"/>
+      </w:pPr>
+      <w:r>
+        <w:t xml:space="preserve">nur Lesen erlauben → schützt vor versehentlicher Änderung</w:t>
+      </w:r>
+    </w:p>
+    <w:p>
+      <w:pPr>
+        <w:numPr>
+          <w:ilvl w:val="0"/>
+          <w:numId w:val="1009"/>
+        </w:numPr>
+        <w:pStyle w:val="Compact"/>
+      </w:pPr>
+      <w:r>
+        <w:t xml:space="preserve">Freigabe nur für bestimmte Personen → schützt vor ungewolltem Zugriff</w:t>
+      </w:r>
+    </w:p>
+    <w:p>
+      <w:pPr>
+        <w:numPr>
+          <w:ilvl w:val="0"/>
+          <w:numId w:val="1009"/>
+        </w:numPr>
+        <w:pStyle w:val="Compact"/>
+      </w:pPr>
+      <w:r>
+        <w:t xml:space="preserve">regelmäßiges Backup → schützt vor Datenverlust</w:t>
+      </w:r>
+    </w:p>
+    <w:p>
+      <w:pPr>
+        <w:numPr>
+          <w:ilvl w:val="0"/>
+          <w:numId w:val="1009"/>
+        </w:numPr>
+        <w:pStyle w:val="Compact"/>
+      </w:pPr>
+      <w:r>
+        <w:t xml:space="preserve">Versionierung → schützt vor Verwechslung oder Überschreiben</w:t>
+      </w:r>
+    </w:p>
+    <w:p>
+      <w:pPr>
+        <w:numPr>
+          <w:ilvl w:val="0"/>
+          <w:numId w:val="1009"/>
+        </w:numPr>
+        <w:pStyle w:val="Compact"/>
+      </w:pPr>
+      <w:r>
+        <w:t xml:space="preserve">persönliche Daten entfernen → schützt Datenschutz und Persönlichkeitsrechte</w:t>
+      </w:r>
+    </w:p>
+    <w:bookmarkEnd w:id="31"/>
+    <w:bookmarkStart w:id="38" w:name="datenrechte-und-medienkritik"/>
+    <w:p>
+      <w:pPr>
+        <w:pStyle w:val="Heading2"/>
+      </w:pPr>
+      <w:r>
+        <w:t xml:space="preserve">Datenrechte und Medienkritik</w:t>
+      </w:r>
+    </w:p>
+    <w:bookmarkStart w:id="32" w:name="klassenfoto"/>
     <w:p>
       <w:pPr>
         <w:pStyle w:val="Heading3"/>
@@ -574,8 +1350,8 @@
         <w:t xml:space="preserve">Vor Veröffentlichung sind insbesondere Einwilligung bzw. schulische Regelungen, betroffene Personen, Zielgruppe und Sichtbarkeit zu klären.</w:t>
       </w:r>
     </w:p>
-    <w:bookmarkEnd w:id="28"/>
-    <w:bookmarkStart w:id="29" w:name="internetbild"/>
+    <w:bookmarkEnd w:id="32"/>
+    <w:bookmarkStart w:id="33" w:name="internetbild"/>
     <w:p>
       <w:pPr>
         <w:pStyle w:val="Heading3"/>
@@ -592,8 +1368,8 @@
         <w:t xml:space="preserve">Eine Fundstelle in einer Suchmaschine ist keine Nutzungserlaubnis. Lizenz bzw. Rechte müssen geprüft und erforderliche Quellenangaben eingehalten werden.</w:t>
       </w:r>
     </w:p>
-    <w:bookmarkEnd w:id="29"/>
-    <w:bookmarkStart w:id="30" w:name="standort"/>
+    <w:bookmarkEnd w:id="33"/>
+    <w:bookmarkStart w:id="34" w:name="standort"/>
     <w:p>
       <w:pPr>
         <w:pStyle w:val="Heading3"/>
@@ -607,70 +1383,66 @@
         <w:pStyle w:val="FirstParagraph"/>
       </w:pPr>
       <w:r>
-        <w:t xml:space="preserve">Mögliche Fragen: Warum benötigt die App den Standort? Nur während der Nutzung oder dauerhaft? Wer erhält die Daten? Kann die Berechtigung später widerrufen werden?</w:t>
+        <w:t xml:space="preserve">Standort einer anderen Person nicht ohne deren Zustimmung weitergeben.</w:t>
       </w:r>
     </w:p>
-    <w:bookmarkEnd w:id="30"/>
-    <w:bookmarkEnd w:id="31"/>
-    <w:bookmarkStart w:id="32" w:name="material-fallkarten"/>
+    <w:bookmarkEnd w:id="34"/>
+    <w:bookmarkStart w:id="35" w:name="freie-lizenz"/>
     <w:p>
       <w:pPr>
-        <w:pStyle w:val="Heading2"/>
+        <w:pStyle w:val="Heading3"/>
       </w:pPr>
       <w:r>
-        <w:t xml:space="preserve">Material Fallkarten</w:t>
+        <w:t xml:space="preserve">Freie Lizenz</w:t>
       </w:r>
     </w:p>
     <w:p>
       <w:pPr>
-        <w:numPr>
-          <w:ilvl w:val="0"/>
-          <w:numId w:val="1005"/>
-        </w:numPr>
-        <w:pStyle w:val="Compact"/>
-      </w:pPr>
-      <w:r>
-        <w:t xml:space="preserve">Öffentliche Weitergabe ohne Zustimmung ist nicht verantwortungsvoll.</w:t>
-      </w:r>
-    </w:p>
-    <w:p>
-      <w:pPr>
-        <w:numPr>
-          <w:ilvl w:val="0"/>
-          <w:numId w:val="1005"/>
-        </w:numPr>
-        <w:pStyle w:val="Compact"/>
-      </w:pPr>
-      <w:r>
-        <w:t xml:space="preserve">Nutzungsrechte/Lizenz der Musik prüfen; ggf. geeignet lizenzierte Medien verwenden.</w:t>
-      </w:r>
-    </w:p>
-    <w:p>
-      <w:pPr>
-        <w:numPr>
-          <w:ilvl w:val="0"/>
-          <w:numId w:val="1005"/>
-        </w:numPr>
-        <w:pStyle w:val="Compact"/>
-      </w:pPr>
-      <w:r>
-        <w:t xml:space="preserve">Standort einer anderen Person nicht ohne deren Zustimmung weitergeben.</w:t>
-      </w:r>
-    </w:p>
-    <w:p>
-      <w:pPr>
-        <w:numPr>
-          <w:ilvl w:val="0"/>
-          <w:numId w:val="1005"/>
-        </w:numPr>
-        <w:pStyle w:val="Compact"/>
+        <w:pStyle w:val="FirstParagraph"/>
       </w:pPr>
       <w:r>
         <w:t xml:space="preserve">Bei zulässiger freier Lizenz die Lizenzbedingungen und Quellenangabe beachten.</w:t>
       </w:r>
     </w:p>
-    <w:bookmarkEnd w:id="32"/>
-    <w:bookmarkEnd w:id="33"/>
+    <w:bookmarkEnd w:id="35"/>
+    <w:bookmarkStart w:id="36" w:name="ki-generierter-text"/>
+    <w:p>
+      <w:pPr>
+        <w:pStyle w:val="Heading3"/>
+      </w:pPr>
+      <w:r>
+        <w:t xml:space="preserve">KI-generierter Text</w:t>
+      </w:r>
+    </w:p>
+    <w:p>
+      <w:pPr>
+        <w:pStyle w:val="FirstParagraph"/>
+      </w:pPr>
+      <w:r>
+        <w:t xml:space="preserve">Nicht als eigene Leistung ausgeben, wenn dies nicht erlaubt oder nicht gekennzeichnet ist. Vorgaben der Aufgabe und Quellen-/Hilfsmittelangabe beachten.</w:t>
+      </w:r>
+    </w:p>
+    <w:bookmarkEnd w:id="36"/>
+    <w:bookmarkStart w:id="37" w:name="manipulierter-bildausschnitt"/>
+    <w:p>
+      <w:pPr>
+        <w:pStyle w:val="Heading3"/>
+      </w:pPr>
+      <w:r>
+        <w:t xml:space="preserve">Manipulierter Bildausschnitt</w:t>
+      </w:r>
+    </w:p>
+    <w:p>
+      <w:pPr>
+        <w:pStyle w:val="FirstParagraph"/>
+      </w:pPr>
+      <w:r>
+        <w:t xml:space="preserve">Ausschnitte können falsche Eindrücke erzeugen. Kontext, Quelle und ggf. Original prüfen, bevor Inhalte bewertet oder weitergegeben werden.</w:t>
+      </w:r>
+    </w:p>
+    <w:bookmarkEnd w:id="37"/>
+    <w:bookmarkEnd w:id="38"/>
+    <w:bookmarkEnd w:id="39"/>
     <w:sectPr>
       <w:headerReference r:id="rId9" w:type="default"/>
       <w:footerReference r:id="rId11" w:type="default"/>
@@ -701,7 +1473,7 @@
       <w:rPr>
         <w:sz w:val="16"/>
       </w:rPr>
-      <w:t>Unterrichtsmaterial Oberschule Sachsen · Version v0.4.0-356-g3db0967-dirty · Build 17.08.2026</w:t>
+      <w:t>Unterrichtsmaterial Oberschule Sachsen · Version v0.4.0-367-gb55ec7c-dirty · Build 17.08.2026</w:t>
     </w:r>
   </w:p>
 </w:ftr>
@@ -1087,91 +1859,6 @@
       </w:pPr>
     </w:lvl>
   </w:abstractNum>
-  <w:abstractNum w:abstractNumId="99411">
-    <w:nsid w:val="A99411"/>
-    <w:multiLevelType w:val="multilevel"/>
-    <w:lvl w:ilvl="0">
-      <w:start w:val="1"/>
-      <w:numFmt w:val="decimal"/>
-      <w:lvlText w:val="%1."/>
-      <w:lvlJc w:val="left"/>
-      <w:pPr>
-        <w:ind w:left="720" w:hanging="480"/>
-      </w:pPr>
-    </w:lvl>
-    <w:lvl w:ilvl="1">
-      <w:start w:val="1"/>
-      <w:numFmt w:val="decimal"/>
-      <w:lvlText w:val="%2."/>
-      <w:lvlJc w:val="left"/>
-      <w:pPr>
-        <w:ind w:left="1440" w:hanging="480"/>
-      </w:pPr>
-    </w:lvl>
-    <w:lvl w:ilvl="2">
-      <w:start w:val="1"/>
-      <w:numFmt w:val="decimal"/>
-      <w:lvlText w:val="%3."/>
-      <w:lvlJc w:val="left"/>
-      <w:pPr>
-        <w:ind w:left="2160" w:hanging="480"/>
-      </w:pPr>
-    </w:lvl>
-    <w:lvl w:ilvl="3">
-      <w:start w:val="1"/>
-      <w:numFmt w:val="decimal"/>
-      <w:lvlText w:val="%4."/>
-      <w:lvlJc w:val="left"/>
-      <w:pPr>
-        <w:ind w:left="2880" w:hanging="480"/>
-      </w:pPr>
-    </w:lvl>
-    <w:lvl w:ilvl="4">
-      <w:start w:val="1"/>
-      <w:numFmt w:val="decimal"/>
-      <w:lvlText w:val="%5."/>
-      <w:lvlJc w:val="left"/>
-      <w:pPr>
-        <w:ind w:left="3600" w:hanging="480"/>
-      </w:pPr>
-    </w:lvl>
-    <w:lvl w:ilvl="5">
-      <w:start w:val="1"/>
-      <w:numFmt w:val="decimal"/>
-      <w:lvlText w:val="%6."/>
-      <w:lvlJc w:val="left"/>
-      <w:pPr>
-        <w:ind w:left="4320" w:hanging="480"/>
-      </w:pPr>
-    </w:lvl>
-    <w:lvl w:ilvl="6">
-      <w:start w:val="1"/>
-      <w:numFmt w:val="decimal"/>
-      <w:lvlText w:val="%7."/>
-      <w:lvlJc w:val="left"/>
-      <w:pPr>
-        <w:ind w:left="5040" w:hanging="480"/>
-      </w:pPr>
-    </w:lvl>
-    <w:lvl w:ilvl="7">
-      <w:start w:val="1"/>
-      <w:numFmt w:val="decimal"/>
-      <w:lvlText w:val="%8."/>
-      <w:lvlJc w:val="left"/>
-      <w:pPr>
-        <w:ind w:left="5760" w:hanging="480"/>
-      </w:pPr>
-    </w:lvl>
-    <w:lvl w:ilvl="8">
-      <w:start w:val="1"/>
-      <w:numFmt w:val="decimal"/>
-      <w:lvlText w:val="%9."/>
-      <w:lvlJc w:val="left"/>
-      <w:pPr>
-        <w:ind w:left="6480" w:hanging="480"/>
-      </w:pPr>
-    </w:lvl>
-  </w:abstractNum>
   <w:num w:numId="1">
     <w:abstractNumId w:val="8"/>
   </w:num>
@@ -1215,34 +1902,19 @@
     <w:abstractNumId w:val="991"/>
   </w:num>
   <w:num w:numId="1005">
-    <w:abstractNumId w:val="99411"/>
-    <w:lvlOverride w:ilvl="0">
-      <w:startOverride w:val="1"/>
-    </w:lvlOverride>
-    <w:lvlOverride w:ilvl="1">
-      <w:startOverride w:val="1"/>
-    </w:lvlOverride>
-    <w:lvlOverride w:ilvl="2">
-      <w:startOverride w:val="1"/>
-    </w:lvlOverride>
-    <w:lvlOverride w:ilvl="3">
-      <w:startOverride w:val="1"/>
-    </w:lvlOverride>
-    <w:lvlOverride w:ilvl="4">
-      <w:startOverride w:val="1"/>
-    </w:lvlOverride>
-    <w:lvlOverride w:ilvl="5">
-      <w:startOverride w:val="1"/>
-    </w:lvlOverride>
-    <w:lvlOverride w:ilvl="6">
-      <w:startOverride w:val="1"/>
-    </w:lvlOverride>
-    <w:lvlOverride w:ilvl="7">
-      <w:startOverride w:val="1"/>
-    </w:lvlOverride>
-    <w:lvlOverride w:ilvl="8">
-      <w:startOverride w:val="1"/>
-    </w:lvlOverride>
+    <w:abstractNumId w:val="991"/>
+  </w:num>
+  <w:num w:numId="1006">
+    <w:abstractNumId w:val="991"/>
+  </w:num>
+  <w:num w:numId="1007">
+    <w:abstractNumId w:val="991"/>
+  </w:num>
+  <w:num w:numId="1008">
+    <w:abstractNumId w:val="991"/>
+  </w:num>
+  <w:num w:numId="1009">
+    <w:abstractNumId w:val="991"/>
   </w:num>
 </w:numbering>
 </file>

--- a/Ausgabe/Klasse_7/02_Repraesentation_von_Daten/04_Loesungen.docx
+++ b/Ausgabe/Klasse_7/02_Repraesentation_von_Daten/04_Loesungen.docx
@@ -1473,7 +1473,7 @@
       <w:rPr>
         <w:sz w:val="16"/>
       </w:rPr>
-      <w:t>Unterrichtsmaterial Oberschule Sachsen · Version v0.4.0-376-gf442749-dirty · Build 17.08.2026</w:t>
+      <w:t>Unterrichtsmaterial Oberschule Sachsen · Version v0.4.0-410-g8744ce6-dirty · Build 17.08.2026</w:t>
     </w:r>
   </w:p>
 </w:ftr>

--- a/Ausgabe/Klasse_7/02_Repraesentation_von_Daten/04_Loesungen.docx
+++ b/Ausgabe/Klasse_7/02_Repraesentation_von_Daten/04_Loesungen.docx
@@ -1473,7 +1473,7 @@
       <w:rPr>
         <w:sz w:val="16"/>
       </w:rPr>
-      <w:t>Unterrichtsmaterial Oberschule Sachsen · Version v0.4.0-410-g8744ce6-dirty · Build 17.08.2026</w:t>
+      <w:t>Unterrichtsmaterial Oberschule Sachsen · Version v0.4.0-444-gad95bb4-dirty · Build 18.08.2026</w:t>
     </w:r>
   </w:p>
 </w:ftr>

--- a/Ausgabe/Klasse_7/02_Repraesentation_von_Daten/04_Loesungen.docx
+++ b/Ausgabe/Klasse_7/02_Repraesentation_von_Daten/04_Loesungen.docx
@@ -1473,7 +1473,7 @@
       <w:rPr>
         <w:sz w:val="16"/>
       </w:rPr>
-      <w:t>Unterrichtsmaterial Oberschule Sachsen · Version v0.4.0-444-gad95bb4-dirty · Build 18.08.2026</w:t>
+      <w:t>Unterrichtsmaterial Oberschule Sachsen · Version v0.4.0-459-gb11fd20-dirty · Build 18.08.2026</w:t>
     </w:r>
   </w:p>
 </w:ftr>

--- a/Ausgabe/Klasse_7/02_Repraesentation_von_Daten/04_Loesungen.docx
+++ b/Ausgabe/Klasse_7/02_Repraesentation_von_Daten/04_Loesungen.docx
@@ -1473,7 +1473,7 @@
       <w:rPr>
         <w:sz w:val="16"/>
       </w:rPr>
-      <w:t>Unterrichtsmaterial Oberschule Sachsen · Version v0.4.0-459-gb11fd20-dirty · Build 18.08.2026</w:t>
+      <w:t>Unterrichtsmaterial Oberschule Sachsen · Version v0.4.0-444-gad95bb4-dirty · Build 18.08.2026</w:t>
     </w:r>
   </w:p>
 </w:ftr>

--- a/Ausgabe/Klasse_7/02_Repraesentation_von_Daten/04_Loesungen.docx
+++ b/Ausgabe/Klasse_7/02_Repraesentation_von_Daten/04_Loesungen.docx
@@ -1473,7 +1473,7 @@
       <w:rPr>
         <w:sz w:val="16"/>
       </w:rPr>
-      <w:t>Unterrichtsmaterial Oberschule Sachsen · Version v0.4.0-444-gad95bb4-dirty · Build 18.08.2026</w:t>
+      <w:t>Unterrichtsmaterial Oberschule Sachsen · Version v0.4.0-489-gf58e499-dirty · Build 18.08.2026</w:t>
     </w:r>
   </w:p>
 </w:ftr>

--- a/Ausgabe/Klasse_7/02_Repraesentation_von_Daten/04_Loesungen.docx
+++ b/Ausgabe/Klasse_7/02_Repraesentation_von_Daten/04_Loesungen.docx
@@ -1473,7 +1473,7 @@
       <w:rPr>
         <w:sz w:val="16"/>
       </w:rPr>
-      <w:t>Unterrichtsmaterial Oberschule Sachsen · Version v0.4.0-444-gad95bb4-dirty · Build 18.08.2026</w:t>
+      <w:t>Unterrichtsmaterial Oberschule Sachsen · Version v0.4.0-490-g2532335-dirty · Build 18.08.2026</w:t>
     </w:r>
   </w:p>
 </w:ftr>

--- a/Ausgabe/Klasse_7/02_Repraesentation_von_Daten/04_Loesungen.docx
+++ b/Ausgabe/Klasse_7/02_Repraesentation_von_Daten/04_Loesungen.docx
@@ -1473,7 +1473,7 @@
       <w:rPr>
         <w:sz w:val="16"/>
       </w:rPr>
-      <w:t>Unterrichtsmaterial Oberschule Sachsen · Version v0.4.0-490-g2532335-dirty · Build 18.08.2026</w:t>
+      <w:t>Unterrichtsmaterial Oberschule Sachsen · Version v0.4.0-521-gfaabf71-dirty · Build 19.08.2026</w:t>
     </w:r>
   </w:p>
 </w:ftr>

--- a/Ausgabe/Klasse_7/02_Repraesentation_von_Daten/04_Loesungen.docx
+++ b/Ausgabe/Klasse_7/02_Repraesentation_von_Daten/04_Loesungen.docx
@@ -1473,7 +1473,7 @@
       <w:rPr>
         <w:sz w:val="16"/>
       </w:rPr>
-      <w:t>Unterrichtsmaterial Oberschule Sachsen · Version v0.4.0-490-g2532335-dirty · Build 18.08.2026</w:t>
+      <w:t>Unterrichtsmaterial Oberschule Sachsen · Version v0.4.0-521-g87c4bcc-dirty · Build 19.08.2026</w:t>
     </w:r>
   </w:p>
 </w:ftr>

--- a/Ausgabe/Klasse_7/02_Repraesentation_von_Daten/04_Loesungen.docx
+++ b/Ausgabe/Klasse_7/02_Repraesentation_von_Daten/04_Loesungen.docx
@@ -1473,7 +1473,7 @@
       <w:rPr>
         <w:sz w:val="16"/>
       </w:rPr>
-      <w:t>Unterrichtsmaterial Oberschule Sachsen · Version v0.4.0-521-g87c4bcc-dirty · Build 19.08.2026</w:t>
+      <w:t>Unterrichtsmaterial Oberschule Sachsen · Version v0.4.0-527-gca6ed1b-dirty · Build 19.08.2026</w:t>
     </w:r>
   </w:p>
 </w:ftr>

--- a/Ausgabe/Klasse_7/02_Repraesentation_von_Daten/04_Loesungen.docx
+++ b/Ausgabe/Klasse_7/02_Repraesentation_von_Daten/04_Loesungen.docx
@@ -1473,7 +1473,7 @@
       <w:rPr>
         <w:sz w:val="16"/>
       </w:rPr>
-      <w:t>Unterrichtsmaterial Oberschule Sachsen · Version v0.4.0-527-gca6ed1b-dirty · Build 19.08.2026</w:t>
+      <w:t>Unterrichtsmaterial Oberschule Sachsen · Version v0.4.0-530-gbb43ae4-dirty · Build 20.08.2026</w:t>
     </w:r>
   </w:p>
 </w:ftr>

--- a/Ausgabe/Klasse_7/02_Repraesentation_von_Daten/04_Loesungen.docx
+++ b/Ausgabe/Klasse_7/02_Repraesentation_von_Daten/04_Loesungen.docx
@@ -1473,7 +1473,7 @@
       <w:rPr>
         <w:sz w:val="16"/>
       </w:rPr>
-      <w:t>Unterrichtsmaterial Oberschule Sachsen · Version v0.4.0-530-gbb43ae4-dirty · Build 20.08.2026</w:t>
+      <w:t>Unterrichtsmaterial Oberschule Sachsen · Version v0.4.0-534-gc09a6c6-dirty · Build 20.08.2026</w:t>
     </w:r>
   </w:p>
 </w:ftr>
